--- a/LEARNING/SQL/SQL Optimization.docx
+++ b/LEARNING/SQL/SQL Optimization.docx
@@ -1170,6 +1170,2002 @@
                     <a:xfrm>
                       <a:off x="0" y="0"/>
                       <a:ext cx="5715000" cy="7137400"/>
+                    </a:xfrm>
+                    <a:prstGeom prst="rect">
+                      <a:avLst/>
+                    </a:prstGeom>
+                    <a:noFill/>
+                    <a:ln>
+                      <a:noFill/>
+                    </a:ln>
+                  </pic:spPr>
+                </pic:pic>
+              </a:graphicData>
+            </a:graphic>
+          </wp:inline>
+        </w:drawing>
+      </w:r>
+    </w:p>
+    <w:p/>
+    <w:p/>
+    <w:p/>
+    <w:p>
+      <w:pPr>
+        <w:textAlignment w:val="baseline"/>
+        <w:rPr>
+          <w:rFonts w:ascii="Segoe UI" w:hAnsi="Segoe UI" w:cs="Segoe UI"/>
+        </w:rPr>
+      </w:pPr>
+      <w:r>
+        <w:rPr>
+          <w:rStyle w:val="break-words"/>
+          <w:rFonts w:ascii="Cambria Math" w:hAnsi="Cambria Math" w:cs="Cambria Math"/>
+          <w:sz w:val="21"/>
+          <w:szCs w:val="21"/>
+        </w:rPr>
+        <w:t>𝗟𝗲𝗮𝗿𝗻</w:t>
+      </w:r>
+      <w:r>
+        <w:rPr>
+          <w:rStyle w:val="break-words"/>
+          <w:rFonts w:ascii="Segoe UI" w:hAnsi="Segoe UI" w:cs="Segoe UI"/>
+          <w:sz w:val="21"/>
+          <w:szCs w:val="21"/>
+        </w:rPr>
+        <w:t xml:space="preserve"> </w:t>
+      </w:r>
+      <w:r>
+        <w:rPr>
+          <w:rStyle w:val="break-words"/>
+          <w:rFonts w:ascii="Cambria Math" w:hAnsi="Cambria Math" w:cs="Cambria Math"/>
+          <w:sz w:val="21"/>
+          <w:szCs w:val="21"/>
+        </w:rPr>
+        <w:t>𝗤𝘂𝗲𝗿𝘆</w:t>
+      </w:r>
+      <w:r>
+        <w:rPr>
+          <w:rStyle w:val="break-words"/>
+          <w:rFonts w:ascii="Segoe UI" w:hAnsi="Segoe UI" w:cs="Segoe UI"/>
+          <w:sz w:val="21"/>
+          <w:szCs w:val="21"/>
+        </w:rPr>
+        <w:t xml:space="preserve"> </w:t>
+      </w:r>
+      <w:r>
+        <w:rPr>
+          <w:rStyle w:val="break-words"/>
+          <w:rFonts w:ascii="Cambria Math" w:hAnsi="Cambria Math" w:cs="Cambria Math"/>
+          <w:sz w:val="21"/>
+          <w:szCs w:val="21"/>
+        </w:rPr>
+        <w:t>𝗢𝗽𝘁𝗶𝗺𝗶𝘇𝗮𝘁𝗶𝗼𝗻</w:t>
+      </w:r>
+      <w:r>
+        <w:rPr>
+          <w:rStyle w:val="break-words"/>
+          <w:rFonts w:ascii="Segoe UI" w:hAnsi="Segoe UI" w:cs="Segoe UI"/>
+          <w:sz w:val="21"/>
+          <w:szCs w:val="21"/>
+        </w:rPr>
+        <w:t xml:space="preserve"> </w:t>
+      </w:r>
+      <w:r>
+        <w:rPr>
+          <w:rStyle w:val="break-words"/>
+          <w:rFonts w:ascii="Cambria Math" w:hAnsi="Cambria Math" w:cs="Cambria Math"/>
+          <w:sz w:val="21"/>
+          <w:szCs w:val="21"/>
+        </w:rPr>
+        <w:t>𝗶𝗻</w:t>
+      </w:r>
+      <w:r>
+        <w:rPr>
+          <w:rStyle w:val="break-words"/>
+          <w:rFonts w:ascii="Segoe UI" w:hAnsi="Segoe UI" w:cs="Segoe UI"/>
+          <w:sz w:val="21"/>
+          <w:szCs w:val="21"/>
+        </w:rPr>
+        <w:t xml:space="preserve"> </w:t>
+      </w:r>
+      <w:r>
+        <w:rPr>
+          <w:rStyle w:val="break-words"/>
+          <w:rFonts w:ascii="Cambria Math" w:hAnsi="Cambria Math" w:cs="Cambria Math"/>
+          <w:sz w:val="21"/>
+          <w:szCs w:val="21"/>
+        </w:rPr>
+        <w:t>𝟵𝟬</w:t>
+      </w:r>
+      <w:r>
+        <w:rPr>
+          <w:rStyle w:val="break-words"/>
+          <w:rFonts w:ascii="Segoe UI" w:hAnsi="Segoe UI" w:cs="Segoe UI"/>
+          <w:sz w:val="21"/>
+          <w:szCs w:val="21"/>
+        </w:rPr>
+        <w:t xml:space="preserve"> </w:t>
+      </w:r>
+      <w:r>
+        <w:rPr>
+          <w:rStyle w:val="break-words"/>
+          <w:rFonts w:ascii="Cambria Math" w:hAnsi="Cambria Math" w:cs="Cambria Math"/>
+          <w:sz w:val="21"/>
+          <w:szCs w:val="21"/>
+        </w:rPr>
+        <w:t>𝗦𝗲𝗰𝗼𝗻𝗱𝘀</w:t>
+      </w:r>
+      <w:r>
+        <w:rPr>
+          <w:rStyle w:val="break-words"/>
+          <w:rFonts w:ascii="Segoe UI" w:hAnsi="Segoe UI" w:cs="Segoe UI"/>
+          <w:sz w:val="21"/>
+          <w:szCs w:val="21"/>
+        </w:rPr>
+        <w:t xml:space="preserve"> </w:t>
+      </w:r>
+      <w:r>
+        <w:rPr>
+          <w:rStyle w:val="break-words"/>
+          <w:rFonts w:ascii="Segoe UI Emoji" w:hAnsi="Segoe UI Emoji" w:cs="Segoe UI Emoji"/>
+          <w:sz w:val="21"/>
+          <w:szCs w:val="21"/>
+        </w:rPr>
+        <w:t>⚡</w:t>
+      </w:r>
+      <w:r>
+        <w:rPr>
+          <w:rFonts w:ascii="Segoe UI" w:hAnsi="Segoe UI" w:cs="Segoe UI"/>
+          <w:sz w:val="21"/>
+          <w:szCs w:val="21"/>
+        </w:rPr>
+        <w:br/>
+      </w:r>
+      <w:r>
+        <w:rPr>
+          <w:rFonts w:ascii="Segoe UI" w:hAnsi="Segoe UI" w:cs="Segoe UI"/>
+          <w:sz w:val="21"/>
+          <w:szCs w:val="21"/>
+        </w:rPr>
+        <w:br/>
+      </w:r>
+      <w:r>
+        <w:rPr>
+          <w:rStyle w:val="break-words"/>
+          <w:rFonts w:ascii="Segoe UI" w:hAnsi="Segoe UI" w:cs="Segoe UI"/>
+          <w:sz w:val="21"/>
+          <w:szCs w:val="21"/>
+        </w:rPr>
+        <w:t>Every Data Engineer knows how to write SQL.</w:t>
+      </w:r>
+      <w:r>
+        <w:rPr>
+          <w:rFonts w:ascii="Segoe UI" w:hAnsi="Segoe UI" w:cs="Segoe UI"/>
+          <w:sz w:val="21"/>
+          <w:szCs w:val="21"/>
+        </w:rPr>
+        <w:br/>
+      </w:r>
+      <w:r>
+        <w:rPr>
+          <w:rFonts w:ascii="Segoe UI" w:hAnsi="Segoe UI" w:cs="Segoe UI"/>
+          <w:sz w:val="21"/>
+          <w:szCs w:val="21"/>
+        </w:rPr>
+        <w:br/>
+      </w:r>
+      <w:r>
+        <w:rPr>
+          <w:rStyle w:val="break-words"/>
+          <w:rFonts w:ascii="Segoe UI" w:hAnsi="Segoe UI" w:cs="Segoe UI"/>
+          <w:sz w:val="21"/>
+          <w:szCs w:val="21"/>
+        </w:rPr>
+        <w:t>But writing a query that works is very different from writing a query that scales.</w:t>
+      </w:r>
+      <w:r>
+        <w:rPr>
+          <w:rFonts w:ascii="Segoe UI" w:hAnsi="Segoe UI" w:cs="Segoe UI"/>
+          <w:sz w:val="21"/>
+          <w:szCs w:val="21"/>
+        </w:rPr>
+        <w:br/>
+      </w:r>
+      <w:r>
+        <w:rPr>
+          <w:rFonts w:ascii="Segoe UI" w:hAnsi="Segoe UI" w:cs="Segoe UI"/>
+          <w:sz w:val="21"/>
+          <w:szCs w:val="21"/>
+        </w:rPr>
+        <w:br/>
+      </w:r>
+      <w:r>
+        <w:rPr>
+          <w:rStyle w:val="break-words"/>
+          <w:rFonts w:ascii="Segoe UI" w:hAnsi="Segoe UI" w:cs="Segoe UI"/>
+          <w:sz w:val="21"/>
+          <w:szCs w:val="21"/>
+        </w:rPr>
+        <w:t>If I asked you:</w:t>
+      </w:r>
+      <w:r>
+        <w:rPr>
+          <w:rFonts w:ascii="Segoe UI" w:hAnsi="Segoe UI" w:cs="Segoe UI"/>
+          <w:sz w:val="21"/>
+          <w:szCs w:val="21"/>
+        </w:rPr>
+        <w:br/>
+      </w:r>
+      <w:r>
+        <w:rPr>
+          <w:rFonts w:ascii="Segoe UI" w:hAnsi="Segoe UI" w:cs="Segoe UI"/>
+          <w:sz w:val="21"/>
+          <w:szCs w:val="21"/>
+        </w:rPr>
+        <w:br/>
+      </w:r>
+      <w:r>
+        <w:rPr>
+          <w:rStyle w:val="break-words"/>
+          <w:rFonts w:ascii="Segoe UI Emoji" w:hAnsi="Segoe UI Emoji" w:cs="Segoe UI Emoji"/>
+          <w:sz w:val="21"/>
+          <w:szCs w:val="21"/>
+        </w:rPr>
+        <w:t>❓</w:t>
+      </w:r>
+      <w:r>
+        <w:rPr>
+          <w:rStyle w:val="break-words"/>
+          <w:rFonts w:ascii="Segoe UI" w:hAnsi="Segoe UI" w:cs="Segoe UI"/>
+          <w:sz w:val="21"/>
+          <w:szCs w:val="21"/>
+        </w:rPr>
+        <w:t xml:space="preserve"> Why does one query finish in 2 seconds while another takes 20 minutes?</w:t>
+      </w:r>
+      <w:r>
+        <w:rPr>
+          <w:rFonts w:ascii="Segoe UI" w:hAnsi="Segoe UI" w:cs="Segoe UI"/>
+          <w:sz w:val="21"/>
+          <w:szCs w:val="21"/>
+        </w:rPr>
+        <w:br/>
+      </w:r>
+      <w:r>
+        <w:rPr>
+          <w:rStyle w:val="break-words"/>
+          <w:rFonts w:ascii="Segoe UI Emoji" w:hAnsi="Segoe UI Emoji" w:cs="Segoe UI Emoji"/>
+          <w:sz w:val="21"/>
+          <w:szCs w:val="21"/>
+        </w:rPr>
+        <w:t>❓</w:t>
+      </w:r>
+      <w:r>
+        <w:rPr>
+          <w:rStyle w:val="break-words"/>
+          <w:rFonts w:ascii="Segoe UI" w:hAnsi="Segoe UI" w:cs="Segoe UI"/>
+          <w:sz w:val="21"/>
+          <w:szCs w:val="21"/>
+        </w:rPr>
+        <w:t xml:space="preserve"> What happens between writing a SQL query and getting the final result?</w:t>
+      </w:r>
+      <w:r>
+        <w:rPr>
+          <w:rFonts w:ascii="Segoe UI" w:hAnsi="Segoe UI" w:cs="Segoe UI"/>
+          <w:sz w:val="21"/>
+          <w:szCs w:val="21"/>
+        </w:rPr>
+        <w:br/>
+      </w:r>
+      <w:r>
+        <w:rPr>
+          <w:rStyle w:val="break-words"/>
+          <w:rFonts w:ascii="Segoe UI Emoji" w:hAnsi="Segoe UI Emoji" w:cs="Segoe UI Emoji"/>
+          <w:sz w:val="21"/>
+          <w:szCs w:val="21"/>
+        </w:rPr>
+        <w:t>❓</w:t>
+      </w:r>
+      <w:r>
+        <w:rPr>
+          <w:rStyle w:val="break-words"/>
+          <w:rFonts w:ascii="Segoe UI" w:hAnsi="Segoe UI" w:cs="Segoe UI"/>
+          <w:sz w:val="21"/>
+          <w:szCs w:val="21"/>
+        </w:rPr>
+        <w:t xml:space="preserve"> Why are Predicate Pushdown and Partition Pruning considered game-changing optimizations?</w:t>
+      </w:r>
+      <w:r>
+        <w:rPr>
+          <w:rFonts w:ascii="Segoe UI" w:hAnsi="Segoe UI" w:cs="Segoe UI"/>
+          <w:sz w:val="21"/>
+          <w:szCs w:val="21"/>
+        </w:rPr>
+        <w:br/>
+      </w:r>
+      <w:r>
+        <w:rPr>
+          <w:rStyle w:val="break-words"/>
+          <w:rFonts w:ascii="Segoe UI Emoji" w:hAnsi="Segoe UI Emoji" w:cs="Segoe UI Emoji"/>
+          <w:sz w:val="21"/>
+          <w:szCs w:val="21"/>
+        </w:rPr>
+        <w:t>❓</w:t>
+      </w:r>
+      <w:r>
+        <w:rPr>
+          <w:rStyle w:val="break-words"/>
+          <w:rFonts w:ascii="Segoe UI" w:hAnsi="Segoe UI" w:cs="Segoe UI"/>
+          <w:sz w:val="21"/>
+          <w:szCs w:val="21"/>
+        </w:rPr>
+        <w:t xml:space="preserve"> When should the query engine choose a Broadcast Join instead of a Shuffle Join?</w:t>
+      </w:r>
+      <w:r>
+        <w:rPr>
+          <w:rFonts w:ascii="Segoe UI" w:hAnsi="Segoe UI" w:cs="Segoe UI"/>
+          <w:sz w:val="21"/>
+          <w:szCs w:val="21"/>
+        </w:rPr>
+        <w:br/>
+      </w:r>
+      <w:r>
+        <w:rPr>
+          <w:rStyle w:val="break-words"/>
+          <w:rFonts w:ascii="Segoe UI Emoji" w:hAnsi="Segoe UI Emoji" w:cs="Segoe UI Emoji"/>
+          <w:sz w:val="21"/>
+          <w:szCs w:val="21"/>
+        </w:rPr>
+        <w:t>❓</w:t>
+      </w:r>
+      <w:r>
+        <w:rPr>
+          <w:rStyle w:val="break-words"/>
+          <w:rFonts w:ascii="Segoe UI" w:hAnsi="Segoe UI" w:cs="Segoe UI"/>
+          <w:sz w:val="21"/>
+          <w:szCs w:val="21"/>
+        </w:rPr>
+        <w:t xml:space="preserve"> How do Cost-Based Optimization (CBO) and Adaptive Query Execution (AQE) improve performance automatically?</w:t>
+      </w:r>
+      <w:r>
+        <w:rPr>
+          <w:rFonts w:ascii="Segoe UI" w:hAnsi="Segoe UI" w:cs="Segoe UI"/>
+          <w:sz w:val="21"/>
+          <w:szCs w:val="21"/>
+        </w:rPr>
+        <w:br/>
+      </w:r>
+      <w:r>
+        <w:rPr>
+          <w:rFonts w:ascii="Segoe UI" w:hAnsi="Segoe UI" w:cs="Segoe UI"/>
+          <w:sz w:val="21"/>
+          <w:szCs w:val="21"/>
+        </w:rPr>
+        <w:br/>
+      </w:r>
+      <w:r>
+        <w:rPr>
+          <w:rStyle w:val="break-words"/>
+          <w:rFonts w:ascii="Segoe UI" w:hAnsi="Segoe UI" w:cs="Segoe UI"/>
+          <w:sz w:val="21"/>
+          <w:szCs w:val="21"/>
+        </w:rPr>
+        <w:t>Could you explain it?</w:t>
+      </w:r>
+      <w:r>
+        <w:rPr>
+          <w:rFonts w:ascii="Segoe UI" w:hAnsi="Segoe UI" w:cs="Segoe UI"/>
+          <w:sz w:val="21"/>
+          <w:szCs w:val="21"/>
+        </w:rPr>
+        <w:br/>
+      </w:r>
+      <w:r>
+        <w:rPr>
+          <w:rFonts w:ascii="Segoe UI" w:hAnsi="Segoe UI" w:cs="Segoe UI"/>
+          <w:sz w:val="21"/>
+          <w:szCs w:val="21"/>
+        </w:rPr>
+        <w:br/>
+      </w:r>
+      <w:r>
+        <w:rPr>
+          <w:rStyle w:val="break-words"/>
+          <w:rFonts w:ascii="Segoe UI" w:hAnsi="Segoe UI" w:cs="Segoe UI"/>
+          <w:sz w:val="21"/>
+          <w:szCs w:val="21"/>
+        </w:rPr>
+        <w:t xml:space="preserve">If not, this notebook is for you. </w:t>
+      </w:r>
+      <w:r>
+        <w:rPr>
+          <w:rStyle w:val="break-words"/>
+          <w:rFonts w:ascii="Segoe UI Emoji" w:hAnsi="Segoe UI Emoji" w:cs="Segoe UI Emoji"/>
+          <w:sz w:val="21"/>
+          <w:szCs w:val="21"/>
+        </w:rPr>
+        <w:t>📒</w:t>
+      </w:r>
+      <w:r>
+        <w:rPr>
+          <w:rFonts w:ascii="Segoe UI" w:hAnsi="Segoe UI" w:cs="Segoe UI"/>
+          <w:sz w:val="21"/>
+          <w:szCs w:val="21"/>
+        </w:rPr>
+        <w:br/>
+      </w:r>
+      <w:r>
+        <w:rPr>
+          <w:rFonts w:ascii="Segoe UI" w:hAnsi="Segoe UI" w:cs="Segoe UI"/>
+          <w:sz w:val="21"/>
+          <w:szCs w:val="21"/>
+        </w:rPr>
+        <w:br/>
+      </w:r>
+      <w:r>
+        <w:rPr>
+          <w:rStyle w:val="break-words"/>
+          <w:rFonts w:ascii="Segoe UI" w:hAnsi="Segoe UI" w:cs="Segoe UI"/>
+          <w:sz w:val="21"/>
+          <w:szCs w:val="21"/>
+        </w:rPr>
+        <w:t>In just 90 seconds, you'll understand how modern query engines optimize execution plans to process massive datasets efficiently.</w:t>
+      </w:r>
+      <w:r>
+        <w:rPr>
+          <w:rFonts w:ascii="Segoe UI" w:hAnsi="Segoe UI" w:cs="Segoe UI"/>
+          <w:sz w:val="21"/>
+          <w:szCs w:val="21"/>
+        </w:rPr>
+        <w:br/>
+      </w:r>
+      <w:r>
+        <w:rPr>
+          <w:rFonts w:ascii="Segoe UI" w:hAnsi="Segoe UI" w:cs="Segoe UI"/>
+          <w:sz w:val="21"/>
+          <w:szCs w:val="21"/>
+        </w:rPr>
+        <w:br/>
+      </w:r>
+      <w:r>
+        <w:rPr>
+          <w:rStyle w:val="break-words"/>
+          <w:rFonts w:ascii="Segoe UI Emoji" w:hAnsi="Segoe UI Emoji" w:cs="Segoe UI Emoji"/>
+          <w:sz w:val="21"/>
+          <w:szCs w:val="21"/>
+        </w:rPr>
+        <w:t>📖</w:t>
+      </w:r>
+      <w:r>
+        <w:rPr>
+          <w:rStyle w:val="break-words"/>
+          <w:rFonts w:ascii="Segoe UI" w:hAnsi="Segoe UI" w:cs="Segoe UI"/>
+          <w:sz w:val="21"/>
+          <w:szCs w:val="21"/>
+        </w:rPr>
+        <w:t xml:space="preserve"> Here's what you'll learn:</w:t>
+      </w:r>
+      <w:r>
+        <w:rPr>
+          <w:rFonts w:ascii="Segoe UI" w:hAnsi="Segoe UI" w:cs="Segoe UI"/>
+          <w:sz w:val="21"/>
+          <w:szCs w:val="21"/>
+        </w:rPr>
+        <w:br/>
+      </w:r>
+      <w:r>
+        <w:rPr>
+          <w:rFonts w:ascii="Segoe UI" w:hAnsi="Segoe UI" w:cs="Segoe UI"/>
+          <w:sz w:val="21"/>
+          <w:szCs w:val="21"/>
+        </w:rPr>
+        <w:br/>
+      </w:r>
+      <w:r>
+        <w:rPr>
+          <w:rStyle w:val="break-words"/>
+          <w:rFonts w:ascii="Segoe UI Emoji" w:hAnsi="Segoe UI Emoji" w:cs="Segoe UI Emoji"/>
+          <w:sz w:val="21"/>
+          <w:szCs w:val="21"/>
+        </w:rPr>
+        <w:t>✅</w:t>
+      </w:r>
+      <w:r>
+        <w:rPr>
+          <w:rStyle w:val="break-words"/>
+          <w:rFonts w:ascii="Segoe UI" w:hAnsi="Segoe UI" w:cs="Segoe UI"/>
+          <w:sz w:val="21"/>
+          <w:szCs w:val="21"/>
+        </w:rPr>
+        <w:t xml:space="preserve"> What Query Optimization really is</w:t>
+      </w:r>
+      <w:r>
+        <w:rPr>
+          <w:rFonts w:ascii="Segoe UI" w:hAnsi="Segoe UI" w:cs="Segoe UI"/>
+          <w:sz w:val="21"/>
+          <w:szCs w:val="21"/>
+        </w:rPr>
+        <w:br/>
+      </w:r>
+      <w:r>
+        <w:rPr>
+          <w:rFonts w:ascii="Segoe UI" w:hAnsi="Segoe UI" w:cs="Segoe UI"/>
+          <w:sz w:val="21"/>
+          <w:szCs w:val="21"/>
+        </w:rPr>
+        <w:br/>
+      </w:r>
+      <w:r>
+        <w:rPr>
+          <w:rStyle w:val="break-words"/>
+          <w:rFonts w:ascii="Segoe UI Emoji" w:hAnsi="Segoe UI Emoji" w:cs="Segoe UI Emoji"/>
+          <w:sz w:val="21"/>
+          <w:szCs w:val="21"/>
+        </w:rPr>
+        <w:t>✅</w:t>
+      </w:r>
+      <w:r>
+        <w:rPr>
+          <w:rStyle w:val="break-words"/>
+          <w:rFonts w:ascii="Segoe UI" w:hAnsi="Segoe UI" w:cs="Segoe UI"/>
+          <w:sz w:val="21"/>
+          <w:szCs w:val="21"/>
+        </w:rPr>
+        <w:t xml:space="preserve"> The Query Execution Flow</w:t>
+      </w:r>
+      <w:r>
+        <w:rPr>
+          <w:rFonts w:ascii="Segoe UI" w:hAnsi="Segoe UI" w:cs="Segoe UI"/>
+          <w:sz w:val="21"/>
+          <w:szCs w:val="21"/>
+        </w:rPr>
+        <w:br/>
+      </w:r>
+      <w:r>
+        <w:rPr>
+          <w:rFonts w:ascii="Segoe UI" w:hAnsi="Segoe UI" w:cs="Segoe UI"/>
+          <w:sz w:val="21"/>
+          <w:szCs w:val="21"/>
+        </w:rPr>
+        <w:br/>
+      </w:r>
+      <w:r>
+        <w:rPr>
+          <w:rStyle w:val="break-words"/>
+          <w:rFonts w:ascii="Segoe UI Emoji" w:hAnsi="Segoe UI Emoji" w:cs="Segoe UI Emoji"/>
+          <w:sz w:val="21"/>
+          <w:szCs w:val="21"/>
+        </w:rPr>
+        <w:t>✅</w:t>
+      </w:r>
+      <w:r>
+        <w:rPr>
+          <w:rStyle w:val="break-words"/>
+          <w:rFonts w:ascii="Segoe UI" w:hAnsi="Segoe UI" w:cs="Segoe UI"/>
+          <w:sz w:val="21"/>
+          <w:szCs w:val="21"/>
+        </w:rPr>
+        <w:t xml:space="preserve"> Logical Plan vs Physical Plan</w:t>
+      </w:r>
+      <w:r>
+        <w:rPr>
+          <w:rFonts w:ascii="Segoe UI" w:hAnsi="Segoe UI" w:cs="Segoe UI"/>
+          <w:sz w:val="21"/>
+          <w:szCs w:val="21"/>
+        </w:rPr>
+        <w:br/>
+      </w:r>
+      <w:r>
+        <w:rPr>
+          <w:rFonts w:ascii="Segoe UI" w:hAnsi="Segoe UI" w:cs="Segoe UI"/>
+          <w:sz w:val="21"/>
+          <w:szCs w:val="21"/>
+        </w:rPr>
+        <w:br/>
+      </w:r>
+      <w:r>
+        <w:rPr>
+          <w:rStyle w:val="break-words"/>
+          <w:rFonts w:ascii="Segoe UI Emoji" w:hAnsi="Segoe UI Emoji" w:cs="Segoe UI Emoji"/>
+          <w:sz w:val="21"/>
+          <w:szCs w:val="21"/>
+        </w:rPr>
+        <w:t>✅</w:t>
+      </w:r>
+      <w:r>
+        <w:rPr>
+          <w:rStyle w:val="break-words"/>
+          <w:rFonts w:ascii="Segoe UI" w:hAnsi="Segoe UI" w:cs="Segoe UI"/>
+          <w:sz w:val="21"/>
+          <w:szCs w:val="21"/>
+        </w:rPr>
+        <w:t xml:space="preserve"> Predicate Pushdown</w:t>
+      </w:r>
+      <w:r>
+        <w:rPr>
+          <w:rFonts w:ascii="Segoe UI" w:hAnsi="Segoe UI" w:cs="Segoe UI"/>
+          <w:sz w:val="21"/>
+          <w:szCs w:val="21"/>
+        </w:rPr>
+        <w:br/>
+      </w:r>
+      <w:r>
+        <w:rPr>
+          <w:rFonts w:ascii="Segoe UI" w:hAnsi="Segoe UI" w:cs="Segoe UI"/>
+          <w:sz w:val="21"/>
+          <w:szCs w:val="21"/>
+        </w:rPr>
+        <w:br/>
+      </w:r>
+      <w:r>
+        <w:rPr>
+          <w:rStyle w:val="break-words"/>
+          <w:rFonts w:ascii="Segoe UI Emoji" w:hAnsi="Segoe UI Emoji" w:cs="Segoe UI Emoji"/>
+          <w:sz w:val="21"/>
+          <w:szCs w:val="21"/>
+        </w:rPr>
+        <w:t>✅</w:t>
+      </w:r>
+      <w:r>
+        <w:rPr>
+          <w:rStyle w:val="break-words"/>
+          <w:rFonts w:ascii="Segoe UI" w:hAnsi="Segoe UI" w:cs="Segoe UI"/>
+          <w:sz w:val="21"/>
+          <w:szCs w:val="21"/>
+        </w:rPr>
+        <w:t xml:space="preserve"> Column Pruning</w:t>
+      </w:r>
+      <w:r>
+        <w:rPr>
+          <w:rFonts w:ascii="Segoe UI" w:hAnsi="Segoe UI" w:cs="Segoe UI"/>
+          <w:sz w:val="21"/>
+          <w:szCs w:val="21"/>
+        </w:rPr>
+        <w:br/>
+      </w:r>
+      <w:r>
+        <w:rPr>
+          <w:rFonts w:ascii="Segoe UI" w:hAnsi="Segoe UI" w:cs="Segoe UI"/>
+          <w:sz w:val="21"/>
+          <w:szCs w:val="21"/>
+        </w:rPr>
+        <w:br/>
+      </w:r>
+      <w:r>
+        <w:rPr>
+          <w:rStyle w:val="break-words"/>
+          <w:rFonts w:ascii="Segoe UI Emoji" w:hAnsi="Segoe UI Emoji" w:cs="Segoe UI Emoji"/>
+          <w:sz w:val="21"/>
+          <w:szCs w:val="21"/>
+        </w:rPr>
+        <w:t>✅</w:t>
+      </w:r>
+      <w:r>
+        <w:rPr>
+          <w:rStyle w:val="break-words"/>
+          <w:rFonts w:ascii="Segoe UI" w:hAnsi="Segoe UI" w:cs="Segoe UI"/>
+          <w:sz w:val="21"/>
+          <w:szCs w:val="21"/>
+        </w:rPr>
+        <w:t xml:space="preserve"> Partition Pruning</w:t>
+      </w:r>
+      <w:r>
+        <w:rPr>
+          <w:rFonts w:ascii="Segoe UI" w:hAnsi="Segoe UI" w:cs="Segoe UI"/>
+          <w:sz w:val="21"/>
+          <w:szCs w:val="21"/>
+        </w:rPr>
+        <w:br/>
+      </w:r>
+      <w:r>
+        <w:rPr>
+          <w:rFonts w:ascii="Segoe UI" w:hAnsi="Segoe UI" w:cs="Segoe UI"/>
+          <w:sz w:val="21"/>
+          <w:szCs w:val="21"/>
+        </w:rPr>
+        <w:br/>
+      </w:r>
+      <w:r>
+        <w:rPr>
+          <w:rStyle w:val="break-words"/>
+          <w:rFonts w:ascii="Segoe UI Emoji" w:hAnsi="Segoe UI Emoji" w:cs="Segoe UI Emoji"/>
+          <w:sz w:val="21"/>
+          <w:szCs w:val="21"/>
+        </w:rPr>
+        <w:t>✅</w:t>
+      </w:r>
+      <w:r>
+        <w:rPr>
+          <w:rStyle w:val="break-words"/>
+          <w:rFonts w:ascii="Segoe UI" w:hAnsi="Segoe UI" w:cs="Segoe UI"/>
+          <w:sz w:val="21"/>
+          <w:szCs w:val="21"/>
+        </w:rPr>
+        <w:t xml:space="preserve"> Join Optimization Strategies</w:t>
+      </w:r>
+      <w:r>
+        <w:rPr>
+          <w:rFonts w:ascii="Segoe UI" w:hAnsi="Segoe UI" w:cs="Segoe UI"/>
+          <w:sz w:val="21"/>
+          <w:szCs w:val="21"/>
+        </w:rPr>
+        <w:br/>
+      </w:r>
+      <w:r>
+        <w:rPr>
+          <w:rFonts w:ascii="Segoe UI" w:hAnsi="Segoe UI" w:cs="Segoe UI"/>
+          <w:sz w:val="21"/>
+          <w:szCs w:val="21"/>
+        </w:rPr>
+        <w:br/>
+      </w:r>
+      <w:r>
+        <w:rPr>
+          <w:rStyle w:val="break-words"/>
+          <w:rFonts w:ascii="Segoe UI Emoji" w:hAnsi="Segoe UI Emoji" w:cs="Segoe UI Emoji"/>
+          <w:sz w:val="21"/>
+          <w:szCs w:val="21"/>
+        </w:rPr>
+        <w:t>✅</w:t>
+      </w:r>
+      <w:r>
+        <w:rPr>
+          <w:rStyle w:val="break-words"/>
+          <w:rFonts w:ascii="Segoe UI" w:hAnsi="Segoe UI" w:cs="Segoe UI"/>
+          <w:sz w:val="21"/>
+          <w:szCs w:val="21"/>
+        </w:rPr>
+        <w:t xml:space="preserve"> Adaptive Query Execution (AQE)</w:t>
+      </w:r>
+      <w:r>
+        <w:rPr>
+          <w:rFonts w:ascii="Segoe UI" w:hAnsi="Segoe UI" w:cs="Segoe UI"/>
+          <w:sz w:val="21"/>
+          <w:szCs w:val="21"/>
+        </w:rPr>
+        <w:br/>
+      </w:r>
+      <w:r>
+        <w:rPr>
+          <w:rFonts w:ascii="Segoe UI" w:hAnsi="Segoe UI" w:cs="Segoe UI"/>
+          <w:sz w:val="21"/>
+          <w:szCs w:val="21"/>
+        </w:rPr>
+        <w:br/>
+      </w:r>
+      <w:r>
+        <w:rPr>
+          <w:rStyle w:val="break-words"/>
+          <w:rFonts w:ascii="Segoe UI Emoji" w:hAnsi="Segoe UI Emoji" w:cs="Segoe UI Emoji"/>
+          <w:sz w:val="21"/>
+          <w:szCs w:val="21"/>
+        </w:rPr>
+        <w:t>✅</w:t>
+      </w:r>
+      <w:r>
+        <w:rPr>
+          <w:rStyle w:val="break-words"/>
+          <w:rFonts w:ascii="Segoe UI" w:hAnsi="Segoe UI" w:cs="Segoe UI"/>
+          <w:sz w:val="21"/>
+          <w:szCs w:val="21"/>
+        </w:rPr>
+        <w:t xml:space="preserve"> Cost-Based Optimizer (CBO)</w:t>
+      </w:r>
+      <w:r>
+        <w:rPr>
+          <w:rFonts w:ascii="Segoe UI" w:hAnsi="Segoe UI" w:cs="Segoe UI"/>
+          <w:sz w:val="21"/>
+          <w:szCs w:val="21"/>
+        </w:rPr>
+        <w:br/>
+      </w:r>
+      <w:r>
+        <w:rPr>
+          <w:rFonts w:ascii="Segoe UI" w:hAnsi="Segoe UI" w:cs="Segoe UI"/>
+          <w:sz w:val="21"/>
+          <w:szCs w:val="21"/>
+        </w:rPr>
+        <w:br/>
+      </w:r>
+      <w:r>
+        <w:rPr>
+          <w:rStyle w:val="break-words"/>
+          <w:rFonts w:ascii="Segoe UI Emoji" w:hAnsi="Segoe UI Emoji" w:cs="Segoe UI Emoji"/>
+          <w:sz w:val="21"/>
+          <w:szCs w:val="21"/>
+        </w:rPr>
+        <w:t>✅</w:t>
+      </w:r>
+      <w:r>
+        <w:rPr>
+          <w:rStyle w:val="break-words"/>
+          <w:rFonts w:ascii="Segoe UI" w:hAnsi="Segoe UI" w:cs="Segoe UI"/>
+          <w:sz w:val="21"/>
+          <w:szCs w:val="21"/>
+        </w:rPr>
+        <w:t xml:space="preserve"> Caching &amp; Persistence</w:t>
+      </w:r>
+      <w:r>
+        <w:rPr>
+          <w:rFonts w:ascii="Segoe UI" w:hAnsi="Segoe UI" w:cs="Segoe UI"/>
+          <w:sz w:val="21"/>
+          <w:szCs w:val="21"/>
+        </w:rPr>
+        <w:br/>
+      </w:r>
+      <w:r>
+        <w:rPr>
+          <w:rFonts w:ascii="Segoe UI" w:hAnsi="Segoe UI" w:cs="Segoe UI"/>
+          <w:sz w:val="21"/>
+          <w:szCs w:val="21"/>
+        </w:rPr>
+        <w:lastRenderedPageBreak/>
+        <w:br/>
+      </w:r>
+      <w:r>
+        <w:rPr>
+          <w:rFonts w:ascii="Segoe UI" w:hAnsi="Segoe UI" w:cs="Segoe UI"/>
+          <w:sz w:val="21"/>
+          <w:szCs w:val="21"/>
+        </w:rPr>
+        <w:br/>
+      </w:r>
+      <w:r>
+        <w:rPr>
+          <w:rStyle w:val="break-words"/>
+          <w:rFonts w:ascii="Segoe UI Emoji" w:hAnsi="Segoe UI Emoji" w:cs="Segoe UI Emoji"/>
+          <w:sz w:val="21"/>
+          <w:szCs w:val="21"/>
+        </w:rPr>
+        <w:t>💡</w:t>
+      </w:r>
+      <w:r>
+        <w:rPr>
+          <w:rStyle w:val="break-words"/>
+          <w:rFonts w:ascii="Segoe UI" w:hAnsi="Segoe UI" w:cs="Segoe UI"/>
+          <w:sz w:val="21"/>
+          <w:szCs w:val="21"/>
+        </w:rPr>
+        <w:t xml:space="preserve"> The one concept every Data Engineer should remember:</w:t>
+      </w:r>
+      <w:r>
+        <w:rPr>
+          <w:rFonts w:ascii="Segoe UI" w:hAnsi="Segoe UI" w:cs="Segoe UI"/>
+          <w:sz w:val="21"/>
+          <w:szCs w:val="21"/>
+        </w:rPr>
+        <w:br/>
+      </w:r>
+      <w:r>
+        <w:rPr>
+          <w:rStyle w:val="break-words"/>
+          <w:rFonts w:ascii="Cambria Math" w:hAnsi="Cambria Math" w:cs="Cambria Math"/>
+          <w:sz w:val="21"/>
+          <w:szCs w:val="21"/>
+        </w:rPr>
+        <w:t>𝗤𝘂𝗲𝗿𝘆</w:t>
+      </w:r>
+      <w:r>
+        <w:rPr>
+          <w:rStyle w:val="break-words"/>
+          <w:rFonts w:ascii="Segoe UI" w:hAnsi="Segoe UI" w:cs="Segoe UI"/>
+          <w:sz w:val="21"/>
+          <w:szCs w:val="21"/>
+        </w:rPr>
+        <w:t xml:space="preserve"> </w:t>
+      </w:r>
+      <w:r>
+        <w:rPr>
+          <w:rStyle w:val="break-words"/>
+          <w:rFonts w:ascii="Cambria Math" w:hAnsi="Cambria Math" w:cs="Cambria Math"/>
+          <w:sz w:val="21"/>
+          <w:szCs w:val="21"/>
+        </w:rPr>
+        <w:t>𝗢𝗽𝘁𝗶𝗺𝗶𝘇𝗮𝘁𝗶𝗼𝗻</w:t>
+      </w:r>
+      <w:r>
+        <w:rPr>
+          <w:rStyle w:val="break-words"/>
+          <w:rFonts w:ascii="Segoe UI" w:hAnsi="Segoe UI" w:cs="Segoe UI"/>
+          <w:sz w:val="21"/>
+          <w:szCs w:val="21"/>
+        </w:rPr>
+        <w:t xml:space="preserve"> ≠ </w:t>
+      </w:r>
+      <w:r>
+        <w:rPr>
+          <w:rStyle w:val="break-words"/>
+          <w:rFonts w:ascii="Cambria Math" w:hAnsi="Cambria Math" w:cs="Cambria Math"/>
+          <w:sz w:val="21"/>
+          <w:szCs w:val="21"/>
+        </w:rPr>
+        <w:t>𝗠𝗮𝗸𝗶𝗻𝗴</w:t>
+      </w:r>
+      <w:r>
+        <w:rPr>
+          <w:rStyle w:val="break-words"/>
+          <w:rFonts w:ascii="Segoe UI" w:hAnsi="Segoe UI" w:cs="Segoe UI"/>
+          <w:sz w:val="21"/>
+          <w:szCs w:val="21"/>
+        </w:rPr>
+        <w:t xml:space="preserve"> </w:t>
+      </w:r>
+      <w:r>
+        <w:rPr>
+          <w:rStyle w:val="break-words"/>
+          <w:rFonts w:ascii="Cambria Math" w:hAnsi="Cambria Math" w:cs="Cambria Math"/>
+          <w:sz w:val="21"/>
+          <w:szCs w:val="21"/>
+        </w:rPr>
+        <w:t>𝗦𝗤𝗟</w:t>
+      </w:r>
+      <w:r>
+        <w:rPr>
+          <w:rStyle w:val="break-words"/>
+          <w:rFonts w:ascii="Segoe UI" w:hAnsi="Segoe UI" w:cs="Segoe UI"/>
+          <w:sz w:val="21"/>
+          <w:szCs w:val="21"/>
+        </w:rPr>
+        <w:t xml:space="preserve"> </w:t>
+      </w:r>
+      <w:r>
+        <w:rPr>
+          <w:rStyle w:val="break-words"/>
+          <w:rFonts w:ascii="Cambria Math" w:hAnsi="Cambria Math" w:cs="Cambria Math"/>
+          <w:sz w:val="21"/>
+          <w:szCs w:val="21"/>
+        </w:rPr>
+        <w:t>𝗦𝗵𝗼𝗿𝘁𝗲𝗿</w:t>
+      </w:r>
+      <w:r>
+        <w:rPr>
+          <w:rFonts w:ascii="Segoe UI" w:hAnsi="Segoe UI" w:cs="Segoe UI"/>
+          <w:sz w:val="21"/>
+          <w:szCs w:val="21"/>
+        </w:rPr>
+        <w:br/>
+      </w:r>
+      <w:r>
+        <w:rPr>
+          <w:rFonts w:ascii="Segoe UI" w:hAnsi="Segoe UI" w:cs="Segoe UI"/>
+          <w:sz w:val="21"/>
+          <w:szCs w:val="21"/>
+        </w:rPr>
+        <w:br/>
+      </w:r>
+      <w:r>
+        <w:rPr>
+          <w:rStyle w:val="break-words"/>
+          <w:rFonts w:ascii="Segoe UI" w:hAnsi="Segoe UI" w:cs="Segoe UI"/>
+          <w:sz w:val="21"/>
+          <w:szCs w:val="21"/>
+        </w:rPr>
+        <w:t>It's about reducing the amount of work your query engine has to perform.</w:t>
+      </w:r>
+      <w:r>
+        <w:rPr>
+          <w:rFonts w:ascii="Segoe UI" w:hAnsi="Segoe UI" w:cs="Segoe UI"/>
+          <w:sz w:val="21"/>
+          <w:szCs w:val="21"/>
+        </w:rPr>
+        <w:br/>
+      </w:r>
+      <w:r>
+        <w:rPr>
+          <w:rFonts w:ascii="Segoe UI" w:hAnsi="Segoe UI" w:cs="Segoe UI"/>
+          <w:sz w:val="21"/>
+          <w:szCs w:val="21"/>
+        </w:rPr>
+        <w:br/>
+      </w:r>
+      <w:r>
+        <w:rPr>
+          <w:rStyle w:val="break-words"/>
+          <w:rFonts w:ascii="Segoe UI Emoji" w:hAnsi="Segoe UI Emoji" w:cs="Segoe UI Emoji"/>
+          <w:sz w:val="21"/>
+          <w:szCs w:val="21"/>
+        </w:rPr>
+        <w:t>🔄</w:t>
+      </w:r>
+      <w:r>
+        <w:rPr>
+          <w:rStyle w:val="break-words"/>
+          <w:rFonts w:ascii="Segoe UI" w:hAnsi="Segoe UI" w:cs="Segoe UI"/>
+          <w:sz w:val="21"/>
+          <w:szCs w:val="21"/>
+        </w:rPr>
+        <w:t xml:space="preserve"> Join Optimization → Choose the most efficient join strategy based on data size and distribution.</w:t>
+      </w:r>
+      <w:r>
+        <w:rPr>
+          <w:rFonts w:ascii="Segoe UI" w:hAnsi="Segoe UI" w:cs="Segoe UI"/>
+          <w:sz w:val="21"/>
+          <w:szCs w:val="21"/>
+        </w:rPr>
+        <w:br/>
+      </w:r>
+      <w:r>
+        <w:rPr>
+          <w:rFonts w:ascii="Segoe UI" w:hAnsi="Segoe UI" w:cs="Segoe UI"/>
+          <w:sz w:val="21"/>
+          <w:szCs w:val="21"/>
+        </w:rPr>
+        <w:br/>
+      </w:r>
+      <w:r>
+        <w:rPr>
+          <w:rStyle w:val="break-words"/>
+          <w:rFonts w:ascii="Segoe UI Emoji" w:hAnsi="Segoe UI Emoji" w:cs="Segoe UI Emoji"/>
+          <w:sz w:val="21"/>
+          <w:szCs w:val="21"/>
+        </w:rPr>
+        <w:t>📊</w:t>
+      </w:r>
+      <w:r>
+        <w:rPr>
+          <w:rStyle w:val="break-words"/>
+          <w:rFonts w:ascii="Segoe UI" w:hAnsi="Segoe UI" w:cs="Segoe UI"/>
+          <w:sz w:val="21"/>
+          <w:szCs w:val="21"/>
+        </w:rPr>
+        <w:t xml:space="preserve"> Cost-Based Optimization (CBO) → Use table statistics to select the lowest-cost execution plan.</w:t>
+      </w:r>
+      <w:r>
+        <w:rPr>
+          <w:rFonts w:ascii="Segoe UI" w:hAnsi="Segoe UI" w:cs="Segoe UI"/>
+          <w:sz w:val="21"/>
+          <w:szCs w:val="21"/>
+        </w:rPr>
+        <w:br/>
+      </w:r>
+      <w:r>
+        <w:rPr>
+          <w:rFonts w:ascii="Segoe UI" w:hAnsi="Segoe UI" w:cs="Segoe UI"/>
+          <w:sz w:val="21"/>
+          <w:szCs w:val="21"/>
+        </w:rPr>
+        <w:br/>
+      </w:r>
+      <w:r>
+        <w:rPr>
+          <w:rStyle w:val="break-words"/>
+          <w:rFonts w:ascii="Segoe UI Emoji" w:hAnsi="Segoe UI Emoji" w:cs="Segoe UI Emoji"/>
+          <w:sz w:val="21"/>
+          <w:szCs w:val="21"/>
+        </w:rPr>
+        <w:t>⚡</w:t>
+      </w:r>
+      <w:r>
+        <w:rPr>
+          <w:rStyle w:val="break-words"/>
+          <w:rFonts w:ascii="Segoe UI" w:hAnsi="Segoe UI" w:cs="Segoe UI"/>
+          <w:sz w:val="21"/>
+          <w:szCs w:val="21"/>
+        </w:rPr>
+        <w:t xml:space="preserve"> Adaptive Query Execution (AQE) → Continuously optimize the plan during execution using runtime statistics.</w:t>
+      </w:r>
+      <w:r>
+        <w:rPr>
+          <w:rFonts w:ascii="Segoe UI" w:hAnsi="Segoe UI" w:cs="Segoe UI"/>
+          <w:sz w:val="21"/>
+          <w:szCs w:val="21"/>
+        </w:rPr>
+        <w:br/>
+      </w:r>
+      <w:r>
+        <w:rPr>
+          <w:rFonts w:ascii="Segoe UI" w:hAnsi="Segoe UI" w:cs="Segoe UI"/>
+          <w:sz w:val="21"/>
+          <w:szCs w:val="21"/>
+        </w:rPr>
+        <w:br/>
+      </w:r>
+      <w:r>
+        <w:rPr>
+          <w:rStyle w:val="break-words"/>
+          <w:rFonts w:ascii="Segoe UI" w:hAnsi="Segoe UI" w:cs="Segoe UI"/>
+          <w:sz w:val="21"/>
+          <w:szCs w:val="21"/>
+        </w:rPr>
+        <w:t>Together, these techniques reduce:</w:t>
+      </w:r>
+      <w:r>
+        <w:rPr>
+          <w:rFonts w:ascii="Segoe UI" w:hAnsi="Segoe UI" w:cs="Segoe UI"/>
+          <w:sz w:val="21"/>
+          <w:szCs w:val="21"/>
+        </w:rPr>
+        <w:br/>
+      </w:r>
+      <w:r>
+        <w:rPr>
+          <w:rFonts w:ascii="Segoe UI" w:hAnsi="Segoe UI" w:cs="Segoe UI"/>
+          <w:sz w:val="21"/>
+          <w:szCs w:val="21"/>
+        </w:rPr>
+        <w:br/>
+      </w:r>
+      <w:r>
+        <w:rPr>
+          <w:rStyle w:val="break-words"/>
+          <w:rFonts w:ascii="Segoe UI" w:hAnsi="Segoe UI" w:cs="Segoe UI"/>
+          <w:sz w:val="21"/>
+          <w:szCs w:val="21"/>
+        </w:rPr>
+        <w:t>→ Data scanned</w:t>
+      </w:r>
+      <w:r>
+        <w:rPr>
+          <w:rFonts w:ascii="Segoe UI" w:hAnsi="Segoe UI" w:cs="Segoe UI"/>
+          <w:sz w:val="21"/>
+          <w:szCs w:val="21"/>
+        </w:rPr>
+        <w:br/>
+      </w:r>
+      <w:r>
+        <w:rPr>
+          <w:rStyle w:val="break-words"/>
+          <w:rFonts w:ascii="Segoe UI" w:hAnsi="Segoe UI" w:cs="Segoe UI"/>
+          <w:sz w:val="21"/>
+          <w:szCs w:val="21"/>
+        </w:rPr>
+        <w:t>→ Data shuffled across the cluster</w:t>
+      </w:r>
+      <w:r>
+        <w:rPr>
+          <w:rFonts w:ascii="Segoe UI" w:hAnsi="Segoe UI" w:cs="Segoe UI"/>
+          <w:sz w:val="21"/>
+          <w:szCs w:val="21"/>
+        </w:rPr>
+        <w:br/>
+      </w:r>
+      <w:r>
+        <w:rPr>
+          <w:rStyle w:val="break-words"/>
+          <w:rFonts w:ascii="Segoe UI" w:hAnsi="Segoe UI" w:cs="Segoe UI"/>
+          <w:sz w:val="21"/>
+          <w:szCs w:val="21"/>
+        </w:rPr>
+        <w:t>→ CPU and memory utilization</w:t>
+      </w:r>
+      <w:r>
+        <w:rPr>
+          <w:rFonts w:ascii="Segoe UI" w:hAnsi="Segoe UI" w:cs="Segoe UI"/>
+          <w:sz w:val="21"/>
+          <w:szCs w:val="21"/>
+        </w:rPr>
+        <w:br/>
+      </w:r>
+      <w:r>
+        <w:rPr>
+          <w:rStyle w:val="break-words"/>
+          <w:rFonts w:ascii="Segoe UI" w:hAnsi="Segoe UI" w:cs="Segoe UI"/>
+          <w:sz w:val="21"/>
+          <w:szCs w:val="21"/>
+        </w:rPr>
+        <w:t>→ Network I/O</w:t>
+      </w:r>
+      <w:r>
+        <w:rPr>
+          <w:rFonts w:ascii="Segoe UI" w:hAnsi="Segoe UI" w:cs="Segoe UI"/>
+          <w:sz w:val="21"/>
+          <w:szCs w:val="21"/>
+        </w:rPr>
+        <w:br/>
+      </w:r>
+      <w:r>
+        <w:rPr>
+          <w:rStyle w:val="break-words"/>
+          <w:rFonts w:ascii="Segoe UI" w:hAnsi="Segoe UI" w:cs="Segoe UI"/>
+          <w:sz w:val="21"/>
+          <w:szCs w:val="21"/>
+        </w:rPr>
+        <w:t>→ Overall query execution time</w:t>
+      </w:r>
+      <w:r>
+        <w:rPr>
+          <w:rFonts w:ascii="Segoe UI" w:hAnsi="Segoe UI" w:cs="Segoe UI"/>
+          <w:sz w:val="21"/>
+          <w:szCs w:val="21"/>
+        </w:rPr>
+        <w:br/>
+      </w:r>
+      <w:r>
+        <w:rPr>
+          <w:rFonts w:ascii="Segoe UI" w:hAnsi="Segoe UI" w:cs="Segoe UI"/>
+          <w:sz w:val="21"/>
+          <w:szCs w:val="21"/>
+        </w:rPr>
+        <w:br/>
+      </w:r>
+      <w:r>
+        <w:rPr>
+          <w:rStyle w:val="break-words"/>
+          <w:rFonts w:ascii="Segoe UI" w:hAnsi="Segoe UI" w:cs="Segoe UI"/>
+          <w:sz w:val="21"/>
+          <w:szCs w:val="21"/>
+        </w:rPr>
+        <w:t>The result?</w:t>
+      </w:r>
+      <w:r>
+        <w:rPr>
+          <w:rFonts w:ascii="Segoe UI" w:hAnsi="Segoe UI" w:cs="Segoe UI"/>
+          <w:sz w:val="21"/>
+          <w:szCs w:val="21"/>
+        </w:rPr>
+        <w:br/>
+      </w:r>
+      <w:r>
+        <w:rPr>
+          <w:rFonts w:ascii="Segoe UI" w:hAnsi="Segoe UI" w:cs="Segoe UI"/>
+          <w:sz w:val="21"/>
+          <w:szCs w:val="21"/>
+        </w:rPr>
+        <w:br/>
+      </w:r>
+      <w:r>
+        <w:rPr>
+          <w:rStyle w:val="break-words"/>
+          <w:rFonts w:ascii="Segoe UI" w:hAnsi="Segoe UI" w:cs="Segoe UI"/>
+          <w:sz w:val="21"/>
+          <w:szCs w:val="21"/>
+        </w:rPr>
+        <w:t>Faster queries, lower compute costs, and more efficient data pipelines.</w:t>
+      </w:r>
+      <w:r>
+        <w:rPr>
+          <w:rFonts w:ascii="Segoe UI" w:hAnsi="Segoe UI" w:cs="Segoe UI"/>
+          <w:sz w:val="21"/>
+          <w:szCs w:val="21"/>
+        </w:rPr>
+        <w:br/>
+      </w:r>
+      <w:r>
+        <w:rPr>
+          <w:rFonts w:ascii="Segoe UI" w:hAnsi="Segoe UI" w:cs="Segoe UI"/>
+          <w:sz w:val="21"/>
+          <w:szCs w:val="21"/>
+        </w:rPr>
+        <w:br/>
+      </w:r>
+      <w:r>
+        <w:rPr>
+          <w:rStyle w:val="break-words"/>
+          <w:rFonts w:ascii="Segoe UI" w:hAnsi="Segoe UI" w:cs="Segoe UI"/>
+          <w:sz w:val="21"/>
+          <w:szCs w:val="21"/>
+        </w:rPr>
+        <w:t>I created this notebook because I believe understanding how query engines think is more valuable than memorizing SQL syntax.</w:t>
+      </w:r>
+      <w:r>
+        <w:rPr>
+          <w:rFonts w:ascii="Segoe UI" w:hAnsi="Segoe UI" w:cs="Segoe UI"/>
+          <w:sz w:val="21"/>
+          <w:szCs w:val="21"/>
+        </w:rPr>
+        <w:br/>
+      </w:r>
+      <w:r>
+        <w:rPr>
+          <w:rFonts w:ascii="Segoe UI" w:hAnsi="Segoe UI" w:cs="Segoe UI"/>
+          <w:sz w:val="21"/>
+          <w:szCs w:val="21"/>
+        </w:rPr>
+        <w:br/>
+      </w:r>
+      <w:r>
+        <w:rPr>
+          <w:rStyle w:val="break-words"/>
+          <w:rFonts w:ascii="Segoe UI" w:hAnsi="Segoe UI" w:cs="Segoe UI"/>
+          <w:sz w:val="21"/>
+          <w:szCs w:val="21"/>
+        </w:rPr>
+        <w:t>Once you understand query optimization, concepts like Spark SQL, Databricks Photon, Snowflake's Query Optimizer, Delta Lake, Apache Iceberg, Data Warehousing, and Distributed Query Processing become much easier to understand.</w:t>
+      </w:r>
+      <w:r>
+        <w:rPr>
+          <w:rFonts w:ascii="Segoe UI" w:hAnsi="Segoe UI" w:cs="Segoe UI"/>
+          <w:sz w:val="21"/>
+          <w:szCs w:val="21"/>
+        </w:rPr>
+        <w:br/>
+      </w:r>
+      <w:r>
+        <w:rPr>
+          <w:rFonts w:ascii="Segoe UI" w:hAnsi="Segoe UI" w:cs="Segoe UI"/>
+          <w:sz w:val="21"/>
+          <w:szCs w:val="21"/>
+        </w:rPr>
+        <w:br/>
+      </w:r>
+      <w:r>
+        <w:rPr>
+          <w:rStyle w:val="break-words"/>
+          <w:rFonts w:ascii="Segoe UI" w:hAnsi="Segoe UI" w:cs="Segoe UI"/>
+          <w:sz w:val="21"/>
+          <w:szCs w:val="21"/>
+        </w:rPr>
+        <w:t>The best Data Engineers don't spend all their time buying bigger clusters.</w:t>
+      </w:r>
+      <w:r>
+        <w:rPr>
+          <w:rFonts w:ascii="Segoe UI" w:hAnsi="Segoe UI" w:cs="Segoe UI"/>
+          <w:sz w:val="21"/>
+          <w:szCs w:val="21"/>
+        </w:rPr>
+        <w:br/>
+      </w:r>
+      <w:r>
+        <w:rPr>
+          <w:rFonts w:ascii="Segoe UI" w:hAnsi="Segoe UI" w:cs="Segoe UI"/>
+          <w:sz w:val="21"/>
+          <w:szCs w:val="21"/>
+        </w:rPr>
+        <w:br/>
+      </w:r>
+      <w:r>
+        <w:rPr>
+          <w:rStyle w:val="break-words"/>
+          <w:rFonts w:ascii="Segoe UI" w:hAnsi="Segoe UI" w:cs="Segoe UI"/>
+          <w:sz w:val="21"/>
+          <w:szCs w:val="21"/>
+        </w:rPr>
+        <w:t>They build smarter queries.</w:t>
+      </w:r>
+      <w:r>
+        <w:rPr>
+          <w:rFonts w:ascii="Segoe UI" w:hAnsi="Segoe UI" w:cs="Segoe UI"/>
+          <w:sz w:val="21"/>
+          <w:szCs w:val="21"/>
+        </w:rPr>
+        <w:br/>
+      </w:r>
+      <w:r>
+        <w:rPr>
+          <w:rFonts w:ascii="Segoe UI" w:hAnsi="Segoe UI" w:cs="Segoe UI"/>
+          <w:sz w:val="21"/>
+          <w:szCs w:val="21"/>
+        </w:rPr>
+        <w:br/>
+      </w:r>
+      <w:r>
+        <w:rPr>
+          <w:rStyle w:val="break-words"/>
+          <w:rFonts w:ascii="Segoe UI Emoji" w:hAnsi="Segoe UI Emoji" w:cs="Segoe UI Emoji"/>
+          <w:sz w:val="21"/>
+          <w:szCs w:val="21"/>
+        </w:rPr>
+        <w:t>💾</w:t>
+      </w:r>
+      <w:r>
+        <w:rPr>
+          <w:rStyle w:val="break-words"/>
+          <w:rFonts w:ascii="Segoe UI" w:hAnsi="Segoe UI" w:cs="Segoe UI"/>
+          <w:sz w:val="21"/>
+          <w:szCs w:val="21"/>
+        </w:rPr>
+        <w:t xml:space="preserve"> Save this post—you'll thank yourself before your next Spark, Databricks, Snowflake, Fabric, or Data Engineering interview, or the next time you're troubleshooting a slow production query.</w:t>
+      </w:r>
+      <w:r>
+        <w:rPr>
+          <w:rFonts w:ascii="Segoe UI" w:hAnsi="Segoe UI" w:cs="Segoe UI"/>
+          <w:sz w:val="21"/>
+          <w:szCs w:val="21"/>
+        </w:rPr>
+        <w:br/>
+      </w:r>
+      <w:r>
+        <w:rPr>
+          <w:rFonts w:ascii="Segoe UI" w:hAnsi="Segoe UI" w:cs="Segoe UI"/>
+          <w:sz w:val="21"/>
+          <w:szCs w:val="21"/>
+        </w:rPr>
+        <w:br/>
+      </w:r>
+      <w:r>
+        <w:rPr>
+          <w:rStyle w:val="break-words"/>
+          <w:rFonts w:ascii="Segoe UI Emoji" w:hAnsi="Segoe UI Emoji" w:cs="Segoe UI Emoji"/>
+          <w:sz w:val="21"/>
+          <w:szCs w:val="21"/>
+        </w:rPr>
+        <w:t>📌</w:t>
+      </w:r>
+      <w:r>
+        <w:rPr>
+          <w:rStyle w:val="break-words"/>
+          <w:rFonts w:ascii="Cambria Math" w:hAnsi="Cambria Math" w:cs="Cambria Math"/>
+          <w:sz w:val="21"/>
+          <w:szCs w:val="21"/>
+        </w:rPr>
+        <w:t>𝗥𝗲𝗴𝗶𝘀𝘁𝗿𝗮𝘁𝗶𝗼𝗻𝘀</w:t>
+      </w:r>
+      <w:r>
+        <w:rPr>
+          <w:rStyle w:val="break-words"/>
+          <w:rFonts w:ascii="Segoe UI" w:hAnsi="Segoe UI" w:cs="Segoe UI"/>
+          <w:sz w:val="21"/>
+          <w:szCs w:val="21"/>
+        </w:rPr>
+        <w:t xml:space="preserve"> </w:t>
+      </w:r>
+      <w:r>
+        <w:rPr>
+          <w:rStyle w:val="break-words"/>
+          <w:rFonts w:ascii="Cambria Math" w:hAnsi="Cambria Math" w:cs="Cambria Math"/>
+          <w:sz w:val="21"/>
+          <w:szCs w:val="21"/>
+        </w:rPr>
+        <w:t>𝗮𝗿𝗲</w:t>
+      </w:r>
+      <w:r>
+        <w:rPr>
+          <w:rStyle w:val="break-words"/>
+          <w:rFonts w:ascii="Segoe UI" w:hAnsi="Segoe UI" w:cs="Segoe UI"/>
+          <w:sz w:val="21"/>
+          <w:szCs w:val="21"/>
+        </w:rPr>
+        <w:t xml:space="preserve"> </w:t>
+      </w:r>
+      <w:r>
+        <w:rPr>
+          <w:rStyle w:val="break-words"/>
+          <w:rFonts w:ascii="Cambria Math" w:hAnsi="Cambria Math" w:cs="Cambria Math"/>
+          <w:sz w:val="21"/>
+          <w:szCs w:val="21"/>
+        </w:rPr>
+        <w:t>𝗰𝗹𝗼𝘀𝗶𝗻𝗴</w:t>
+      </w:r>
+      <w:r>
+        <w:rPr>
+          <w:rStyle w:val="break-words"/>
+          <w:rFonts w:ascii="Segoe UI" w:hAnsi="Segoe UI" w:cs="Segoe UI"/>
+          <w:sz w:val="21"/>
+          <w:szCs w:val="21"/>
+        </w:rPr>
+        <w:t xml:space="preserve"> </w:t>
+      </w:r>
+      <w:r>
+        <w:rPr>
+          <w:rStyle w:val="break-words"/>
+          <w:rFonts w:ascii="Cambria Math" w:hAnsi="Cambria Math" w:cs="Cambria Math"/>
+          <w:sz w:val="21"/>
+          <w:szCs w:val="21"/>
+        </w:rPr>
+        <w:t>𝘀𝗼𝗼𝗻</w:t>
+      </w:r>
+      <w:r>
+        <w:rPr>
+          <w:rStyle w:val="break-words"/>
+          <w:rFonts w:ascii="Segoe UI" w:hAnsi="Segoe UI" w:cs="Segoe UI"/>
+          <w:sz w:val="21"/>
+          <w:szCs w:val="21"/>
+        </w:rPr>
+        <w:t>!</w:t>
+      </w:r>
+      <w:r>
+        <w:rPr>
+          <w:rFonts w:ascii="Segoe UI" w:hAnsi="Segoe UI" w:cs="Segoe UI"/>
+          <w:sz w:val="21"/>
+          <w:szCs w:val="21"/>
+        </w:rPr>
+        <w:br/>
+      </w:r>
+      <w:r>
+        <w:rPr>
+          <w:rFonts w:ascii="Segoe UI" w:hAnsi="Segoe UI" w:cs="Segoe UI"/>
+          <w:sz w:val="21"/>
+          <w:szCs w:val="21"/>
+        </w:rPr>
+        <w:br/>
+      </w:r>
+      <w:r>
+        <w:rPr>
+          <w:rStyle w:val="break-words"/>
+          <w:rFonts w:ascii="Cambria Math" w:hAnsi="Cambria Math" w:cs="Cambria Math"/>
+          <w:sz w:val="21"/>
+          <w:szCs w:val="21"/>
+        </w:rPr>
+        <w:t>𝗗𝗼𝗻</w:t>
+      </w:r>
+      <w:r>
+        <w:rPr>
+          <w:rStyle w:val="break-words"/>
+          <w:rFonts w:ascii="Segoe UI" w:hAnsi="Segoe UI" w:cs="Segoe UI"/>
+          <w:sz w:val="21"/>
+          <w:szCs w:val="21"/>
+        </w:rPr>
+        <w:t>'</w:t>
+      </w:r>
+      <w:r>
+        <w:rPr>
+          <w:rStyle w:val="break-words"/>
+          <w:rFonts w:ascii="Cambria Math" w:hAnsi="Cambria Math" w:cs="Cambria Math"/>
+          <w:sz w:val="21"/>
+          <w:szCs w:val="21"/>
+        </w:rPr>
+        <w:t>𝘁</w:t>
+      </w:r>
+      <w:r>
+        <w:rPr>
+          <w:rStyle w:val="break-words"/>
+          <w:rFonts w:ascii="Segoe UI" w:hAnsi="Segoe UI" w:cs="Segoe UI"/>
+          <w:sz w:val="21"/>
+          <w:szCs w:val="21"/>
+        </w:rPr>
+        <w:t xml:space="preserve"> </w:t>
+      </w:r>
+      <w:r>
+        <w:rPr>
+          <w:rStyle w:val="break-words"/>
+          <w:rFonts w:ascii="Cambria Math" w:hAnsi="Cambria Math" w:cs="Cambria Math"/>
+          <w:sz w:val="21"/>
+          <w:szCs w:val="21"/>
+        </w:rPr>
+        <w:t>𝗺𝗶𝘀𝘀</w:t>
+      </w:r>
+      <w:r>
+        <w:rPr>
+          <w:rStyle w:val="break-words"/>
+          <w:rFonts w:ascii="Segoe UI" w:hAnsi="Segoe UI" w:cs="Segoe UI"/>
+          <w:sz w:val="21"/>
+          <w:szCs w:val="21"/>
+        </w:rPr>
+        <w:t xml:space="preserve"> </w:t>
+      </w:r>
+      <w:r>
+        <w:rPr>
+          <w:rStyle w:val="break-words"/>
+          <w:rFonts w:ascii="Cambria Math" w:hAnsi="Cambria Math" w:cs="Cambria Math"/>
+          <w:sz w:val="21"/>
+          <w:szCs w:val="21"/>
+        </w:rPr>
+        <w:t>𝘆𝗼𝘂𝗿</w:t>
+      </w:r>
+      <w:r>
+        <w:rPr>
+          <w:rStyle w:val="break-words"/>
+          <w:rFonts w:ascii="Segoe UI" w:hAnsi="Segoe UI" w:cs="Segoe UI"/>
+          <w:sz w:val="21"/>
+          <w:szCs w:val="21"/>
+        </w:rPr>
+        <w:t xml:space="preserve"> </w:t>
+      </w:r>
+      <w:r>
+        <w:rPr>
+          <w:rStyle w:val="break-words"/>
+          <w:rFonts w:ascii="Cambria Math" w:hAnsi="Cambria Math" w:cs="Cambria Math"/>
+          <w:sz w:val="21"/>
+          <w:szCs w:val="21"/>
+        </w:rPr>
+        <w:t>𝗰𝗵𝗮𝗻𝗰𝗲</w:t>
+      </w:r>
+      <w:r>
+        <w:rPr>
+          <w:rStyle w:val="break-words"/>
+          <w:rFonts w:ascii="Segoe UI" w:hAnsi="Segoe UI" w:cs="Segoe UI"/>
+          <w:sz w:val="21"/>
+          <w:szCs w:val="21"/>
+        </w:rPr>
+        <w:t xml:space="preserve"> </w:t>
+      </w:r>
+      <w:r>
+        <w:rPr>
+          <w:rStyle w:val="break-words"/>
+          <w:rFonts w:ascii="Cambria Math" w:hAnsi="Cambria Math" w:cs="Cambria Math"/>
+          <w:sz w:val="21"/>
+          <w:szCs w:val="21"/>
+        </w:rPr>
+        <w:t>𝘁𝗼</w:t>
+      </w:r>
+      <w:r>
+        <w:rPr>
+          <w:rStyle w:val="break-words"/>
+          <w:rFonts w:ascii="Segoe UI" w:hAnsi="Segoe UI" w:cs="Segoe UI"/>
+          <w:sz w:val="21"/>
+          <w:szCs w:val="21"/>
+        </w:rPr>
+        <w:t xml:space="preserve"> </w:t>
+      </w:r>
+      <w:r>
+        <w:rPr>
+          <w:rStyle w:val="break-words"/>
+          <w:rFonts w:ascii="Cambria Math" w:hAnsi="Cambria Math" w:cs="Cambria Math"/>
+          <w:sz w:val="21"/>
+          <w:szCs w:val="21"/>
+        </w:rPr>
+        <w:t>𝗷𝗼𝗶𝗻</w:t>
+      </w:r>
+      <w:r>
+        <w:rPr>
+          <w:rStyle w:val="break-words"/>
+          <w:rFonts w:ascii="Segoe UI" w:hAnsi="Segoe UI" w:cs="Segoe UI"/>
+          <w:sz w:val="21"/>
+          <w:szCs w:val="21"/>
+        </w:rPr>
+        <w:t xml:space="preserve"> </w:t>
+      </w:r>
+      <w:r>
+        <w:rPr>
+          <w:rStyle w:val="break-words"/>
+          <w:rFonts w:ascii="Cambria Math" w:hAnsi="Cambria Math" w:cs="Cambria Math"/>
+          <w:sz w:val="21"/>
+          <w:szCs w:val="21"/>
+        </w:rPr>
+        <w:t>𝗼𝘂𝗿</w:t>
+      </w:r>
+      <w:r>
+        <w:rPr>
+          <w:rStyle w:val="break-words"/>
+          <w:rFonts w:ascii="Segoe UI" w:hAnsi="Segoe UI" w:cs="Segoe UI"/>
+          <w:sz w:val="21"/>
+          <w:szCs w:val="21"/>
+        </w:rPr>
+        <w:t xml:space="preserve"> </w:t>
+      </w:r>
+      <w:r>
+        <w:rPr>
+          <w:rStyle w:val="break-words"/>
+          <w:rFonts w:ascii="Cambria Math" w:hAnsi="Cambria Math" w:cs="Cambria Math"/>
+          <w:sz w:val="21"/>
+          <w:szCs w:val="21"/>
+        </w:rPr>
+        <w:t>𝟰𝘁𝗵</w:t>
+      </w:r>
+      <w:r>
+        <w:rPr>
+          <w:rStyle w:val="break-words"/>
+          <w:rFonts w:ascii="Segoe UI" w:hAnsi="Segoe UI" w:cs="Segoe UI"/>
+          <w:sz w:val="21"/>
+          <w:szCs w:val="21"/>
+        </w:rPr>
+        <w:t xml:space="preserve"> </w:t>
+      </w:r>
+      <w:r>
+        <w:rPr>
+          <w:rStyle w:val="break-words"/>
+          <w:rFonts w:ascii="Cambria Math" w:hAnsi="Cambria Math" w:cs="Cambria Math"/>
+          <w:sz w:val="21"/>
+          <w:szCs w:val="21"/>
+        </w:rPr>
+        <w:t>𝗗𝗮𝘁𝗮</w:t>
+      </w:r>
+      <w:r>
+        <w:rPr>
+          <w:rStyle w:val="break-words"/>
+          <w:rFonts w:ascii="Segoe UI" w:hAnsi="Segoe UI" w:cs="Segoe UI"/>
+          <w:sz w:val="21"/>
+          <w:szCs w:val="21"/>
+        </w:rPr>
+        <w:t xml:space="preserve"> </w:t>
+      </w:r>
+      <w:r>
+        <w:rPr>
+          <w:rStyle w:val="break-words"/>
+          <w:rFonts w:ascii="Cambria Math" w:hAnsi="Cambria Math" w:cs="Cambria Math"/>
+          <w:sz w:val="21"/>
+          <w:szCs w:val="21"/>
+        </w:rPr>
+        <w:t>𝗘𝗻𝗴𝗶𝗻𝗲𝗲𝗿𝗶𝗻𝗴</w:t>
+      </w:r>
+      <w:r>
+        <w:rPr>
+          <w:rStyle w:val="break-words"/>
+          <w:rFonts w:ascii="Segoe UI" w:hAnsi="Segoe UI" w:cs="Segoe UI"/>
+          <w:sz w:val="21"/>
+          <w:szCs w:val="21"/>
+        </w:rPr>
+        <w:t xml:space="preserve"> </w:t>
+      </w:r>
+      <w:r>
+        <w:rPr>
+          <w:rStyle w:val="break-words"/>
+          <w:rFonts w:ascii="Cambria Math" w:hAnsi="Cambria Math" w:cs="Cambria Math"/>
+          <w:sz w:val="21"/>
+          <w:szCs w:val="21"/>
+        </w:rPr>
+        <w:t>𝗖𝗼𝗵𝗼𝗿𝘁</w:t>
+      </w:r>
+      <w:r>
+        <w:rPr>
+          <w:rStyle w:val="break-words"/>
+          <w:rFonts w:ascii="Segoe UI" w:hAnsi="Segoe UI" w:cs="Segoe UI"/>
+          <w:sz w:val="21"/>
+          <w:szCs w:val="21"/>
+        </w:rPr>
+        <w:t xml:space="preserve"> </w:t>
+      </w:r>
+      <w:r>
+        <w:rPr>
+          <w:rStyle w:val="break-words"/>
+          <w:rFonts w:ascii="Cambria Math" w:hAnsi="Cambria Math" w:cs="Cambria Math"/>
+          <w:sz w:val="21"/>
+          <w:szCs w:val="21"/>
+        </w:rPr>
+        <w:t>𝗮𝗻𝗱</w:t>
+      </w:r>
+      <w:r>
+        <w:rPr>
+          <w:rStyle w:val="break-words"/>
+          <w:rFonts w:ascii="Segoe UI" w:hAnsi="Segoe UI" w:cs="Segoe UI"/>
+          <w:sz w:val="21"/>
+          <w:szCs w:val="21"/>
+        </w:rPr>
+        <w:t xml:space="preserve"> </w:t>
+      </w:r>
+      <w:r>
+        <w:rPr>
+          <w:rStyle w:val="break-words"/>
+          <w:rFonts w:ascii="Cambria Math" w:hAnsi="Cambria Math" w:cs="Cambria Math"/>
+          <w:sz w:val="21"/>
+          <w:szCs w:val="21"/>
+        </w:rPr>
+        <w:t>𝗯𝘂𝗶𝗹𝗱</w:t>
+      </w:r>
+      <w:r>
+        <w:rPr>
+          <w:rStyle w:val="break-words"/>
+          <w:rFonts w:ascii="Segoe UI" w:hAnsi="Segoe UI" w:cs="Segoe UI"/>
+          <w:sz w:val="21"/>
+          <w:szCs w:val="21"/>
+        </w:rPr>
+        <w:t xml:space="preserve"> </w:t>
+      </w:r>
+      <w:r>
+        <w:rPr>
+          <w:rStyle w:val="break-words"/>
+          <w:rFonts w:ascii="Cambria Math" w:hAnsi="Cambria Math" w:cs="Cambria Math"/>
+          <w:sz w:val="21"/>
+          <w:szCs w:val="21"/>
+        </w:rPr>
+        <w:t>𝘁𝗵𝗲</w:t>
+      </w:r>
+      <w:r>
+        <w:rPr>
+          <w:rStyle w:val="break-words"/>
+          <w:rFonts w:ascii="Segoe UI" w:hAnsi="Segoe UI" w:cs="Segoe UI"/>
+          <w:sz w:val="21"/>
+          <w:szCs w:val="21"/>
+        </w:rPr>
+        <w:t xml:space="preserve"> </w:t>
+      </w:r>
+      <w:r>
+        <w:rPr>
+          <w:rStyle w:val="break-words"/>
+          <w:rFonts w:ascii="Cambria Math" w:hAnsi="Cambria Math" w:cs="Cambria Math"/>
+          <w:sz w:val="21"/>
+          <w:szCs w:val="21"/>
+        </w:rPr>
+        <w:t>𝘀𝗸𝗶𝗹𝗹𝘀</w:t>
+      </w:r>
+      <w:r>
+        <w:rPr>
+          <w:rStyle w:val="break-words"/>
+          <w:rFonts w:ascii="Segoe UI" w:hAnsi="Segoe UI" w:cs="Segoe UI"/>
+          <w:sz w:val="21"/>
+          <w:szCs w:val="21"/>
+        </w:rPr>
+        <w:t xml:space="preserve"> </w:t>
+      </w:r>
+      <w:r>
+        <w:rPr>
+          <w:rStyle w:val="break-words"/>
+          <w:rFonts w:ascii="Cambria Math" w:hAnsi="Cambria Math" w:cs="Cambria Math"/>
+          <w:sz w:val="21"/>
+          <w:szCs w:val="21"/>
+        </w:rPr>
+        <w:t>𝗻𝗲𝗲𝗱𝗲𝗱</w:t>
+      </w:r>
+      <w:r>
+        <w:rPr>
+          <w:rStyle w:val="break-words"/>
+          <w:rFonts w:ascii="Segoe UI" w:hAnsi="Segoe UI" w:cs="Segoe UI"/>
+          <w:sz w:val="21"/>
+          <w:szCs w:val="21"/>
+        </w:rPr>
+        <w:t xml:space="preserve"> </w:t>
+      </w:r>
+      <w:r>
+        <w:rPr>
+          <w:rStyle w:val="break-words"/>
+          <w:rFonts w:ascii="Cambria Math" w:hAnsi="Cambria Math" w:cs="Cambria Math"/>
+          <w:sz w:val="21"/>
+          <w:szCs w:val="21"/>
+        </w:rPr>
+        <w:t>𝘁𝗼</w:t>
+      </w:r>
+      <w:r>
+        <w:rPr>
+          <w:rStyle w:val="break-words"/>
+          <w:rFonts w:ascii="Segoe UI" w:hAnsi="Segoe UI" w:cs="Segoe UI"/>
+          <w:sz w:val="21"/>
+          <w:szCs w:val="21"/>
+        </w:rPr>
+        <w:t xml:space="preserve"> </w:t>
+      </w:r>
+      <w:r>
+        <w:rPr>
+          <w:rStyle w:val="break-words"/>
+          <w:rFonts w:ascii="Cambria Math" w:hAnsi="Cambria Math" w:cs="Cambria Math"/>
+          <w:sz w:val="21"/>
+          <w:szCs w:val="21"/>
+        </w:rPr>
+        <w:t>𝗹𝗮𝘂𝗻𝗰𝗵</w:t>
+      </w:r>
+      <w:r>
+        <w:rPr>
+          <w:rStyle w:val="break-words"/>
+          <w:rFonts w:ascii="Segoe UI" w:hAnsi="Segoe UI" w:cs="Segoe UI"/>
+          <w:sz w:val="21"/>
+          <w:szCs w:val="21"/>
+        </w:rPr>
+        <w:t xml:space="preserve"> </w:t>
+      </w:r>
+      <w:r>
+        <w:rPr>
+          <w:rStyle w:val="break-words"/>
+          <w:rFonts w:ascii="Cambria Math" w:hAnsi="Cambria Math" w:cs="Cambria Math"/>
+          <w:sz w:val="21"/>
+          <w:szCs w:val="21"/>
+        </w:rPr>
+        <w:t>𝘆𝗼𝘂𝗿</w:t>
+      </w:r>
+      <w:r>
+        <w:rPr>
+          <w:rStyle w:val="break-words"/>
+          <w:rFonts w:ascii="Segoe UI" w:hAnsi="Segoe UI" w:cs="Segoe UI"/>
+          <w:sz w:val="21"/>
+          <w:szCs w:val="21"/>
+        </w:rPr>
+        <w:t xml:space="preserve"> </w:t>
+      </w:r>
+      <w:r>
+        <w:rPr>
+          <w:rStyle w:val="break-words"/>
+          <w:rFonts w:ascii="Cambria Math" w:hAnsi="Cambria Math" w:cs="Cambria Math"/>
+          <w:sz w:val="21"/>
+          <w:szCs w:val="21"/>
+        </w:rPr>
+        <w:t>𝗗𝗮𝘁𝗮</w:t>
+      </w:r>
+      <w:r>
+        <w:rPr>
+          <w:rStyle w:val="break-words"/>
+          <w:rFonts w:ascii="Segoe UI" w:hAnsi="Segoe UI" w:cs="Segoe UI"/>
+          <w:sz w:val="21"/>
+          <w:szCs w:val="21"/>
+        </w:rPr>
+        <w:t xml:space="preserve"> </w:t>
+      </w:r>
+      <w:r>
+        <w:rPr>
+          <w:rStyle w:val="break-words"/>
+          <w:rFonts w:ascii="Cambria Math" w:hAnsi="Cambria Math" w:cs="Cambria Math"/>
+          <w:sz w:val="21"/>
+          <w:szCs w:val="21"/>
+        </w:rPr>
+        <w:t>𝗘𝗻𝗴𝗶𝗻𝗲𝗲𝗿𝗶𝗻𝗴</w:t>
+      </w:r>
+      <w:r>
+        <w:rPr>
+          <w:rStyle w:val="break-words"/>
+          <w:rFonts w:ascii="Segoe UI" w:hAnsi="Segoe UI" w:cs="Segoe UI"/>
+          <w:sz w:val="21"/>
+          <w:szCs w:val="21"/>
+        </w:rPr>
+        <w:t xml:space="preserve"> </w:t>
+      </w:r>
+      <w:r>
+        <w:rPr>
+          <w:rStyle w:val="break-words"/>
+          <w:rFonts w:ascii="Cambria Math" w:hAnsi="Cambria Math" w:cs="Cambria Math"/>
+          <w:sz w:val="21"/>
+          <w:szCs w:val="21"/>
+        </w:rPr>
+        <w:t>𝗰𝗮𝗿𝗲𝗲𝗿</w:t>
+      </w:r>
+      <w:r>
+        <w:rPr>
+          <w:rStyle w:val="break-words"/>
+          <w:rFonts w:ascii="Segoe UI" w:hAnsi="Segoe UI" w:cs="Segoe UI"/>
+          <w:sz w:val="21"/>
+          <w:szCs w:val="21"/>
+        </w:rPr>
+        <w:t>. -</w:t>
+      </w:r>
+      <w:r>
+        <w:rPr>
+          <w:rStyle w:val="white-space-pre"/>
+          <w:rFonts w:ascii="Segoe UI" w:hAnsi="Segoe UI" w:cs="Segoe UI"/>
+          <w:sz w:val="21"/>
+          <w:szCs w:val="21"/>
+        </w:rPr>
+        <w:t xml:space="preserve"> </w:t>
+      </w:r>
+      <w:hyperlink r:id="rId16" w:tgtFrame="_self" w:history="1">
+        <w:r>
+          <w:rPr>
+            <w:rStyle w:val="Hyperlink"/>
+            <w:rFonts w:ascii="Segoe UI" w:hAnsi="Segoe UI" w:cs="Segoe UI"/>
+            <w:b/>
+            <w:bCs/>
+            <w:color w:val="0A66C2"/>
+            <w:sz w:val="21"/>
+            <w:szCs w:val="21"/>
+            <w:bdr w:val="none" w:sz="0" w:space="0" w:color="auto" w:frame="1"/>
+          </w:rPr>
+          <w:t>https://lnkd.in/gPiDZuyS</w:t>
+        </w:r>
+      </w:hyperlink>
+    </w:p>
+    <w:p>
+      <w:pPr>
+        <w:textAlignment w:val="baseline"/>
+        <w:rPr>
+          <w:rFonts w:ascii="Segoe UI" w:hAnsi="Segoe UI" w:cs="Segoe UI"/>
+        </w:rPr>
+      </w:pPr>
+      <w:r>
+        <w:rPr>
+          <w:rStyle w:val="visually-hidden"/>
+          <w:rFonts w:ascii="Segoe UI" w:hAnsi="Segoe UI" w:cs="Segoe UI"/>
+          <w:sz w:val="20"/>
+          <w:szCs w:val="20"/>
+          <w:bdr w:val="none" w:sz="0" w:space="0" w:color="auto" w:frame="1"/>
+        </w:rPr>
+        <w:lastRenderedPageBreak/>
+        <w:t>Activate to view larger image,</w:t>
+      </w:r>
+    </w:p>
+    <w:p>
+      <w:pPr>
+        <w:textAlignment w:val="baseline"/>
+        <w:rPr>
+          <w:rFonts w:ascii="Segoe UI" w:hAnsi="Segoe UI" w:cs="Segoe UI"/>
+          <w:sz w:val="20"/>
+          <w:szCs w:val="20"/>
+        </w:rPr>
+      </w:pPr>
+      <w:r>
+        <w:rPr>
+          <w:rFonts w:ascii="Segoe UI" w:hAnsi="Segoe UI" w:cs="Segoe UI"/>
+          <w:noProof/>
+          <w:sz w:val="20"/>
+          <w:szCs w:val="20"/>
+        </w:rPr>
+        <w:drawing>
+          <wp:inline distT="0" distB="0" distL="0" distR="0" wp14:anchorId="35AD26DD" wp14:editId="0416606B">
+            <wp:extent cx="5711825" cy="7143115"/>
+            <wp:effectExtent l="0" t="0" r="3175" b="635"/>
+            <wp:docPr id="180454425" name="Picture 1" descr="View image"/>
+            <wp:cNvGraphicFramePr>
+              <a:graphicFrameLocks xmlns:a="http://schemas.openxmlformats.org/drawingml/2006/main" noChangeAspect="1"/>
+            </wp:cNvGraphicFramePr>
+            <a:graphic xmlns:a="http://schemas.openxmlformats.org/drawingml/2006/main">
+              <a:graphicData uri="http://schemas.openxmlformats.org/drawingml/2006/picture">
+                <pic:pic xmlns:pic="http://schemas.openxmlformats.org/drawingml/2006/picture">
+                  <pic:nvPicPr>
+                    <pic:cNvPr id="0" name="ember55" descr="View image"/>
+                    <pic:cNvPicPr>
+                      <a:picLocks noChangeAspect="1" noChangeArrowheads="1"/>
+                    </pic:cNvPicPr>
+                  </pic:nvPicPr>
+                  <pic:blipFill>
+                    <a:blip r:embed="rId17">
+                      <a:extLst>
+                        <a:ext uri="{28A0092B-C50C-407E-A947-70E740481C1C}">
+                          <a14:useLocalDpi xmlns:a14="http://schemas.microsoft.com/office/drawing/2010/main" val="0"/>
+                        </a:ext>
+                      </a:extLst>
+                    </a:blip>
+                    <a:srcRect/>
+                    <a:stretch>
+                      <a:fillRect/>
+                    </a:stretch>
+                  </pic:blipFill>
+                  <pic:spPr bwMode="auto">
+                    <a:xfrm>
+                      <a:off x="0" y="0"/>
+                      <a:ext cx="5711825" cy="7143115"/>
                     </a:xfrm>
                     <a:prstGeom prst="rect">
                       <a:avLst/>

--- a/LEARNING/SQL/SQL Optimization.docx
+++ b/LEARNING/SQL/SQL Optimization.docx
@@ -3151,6 +3151,616 @@
                   </pic:nvPicPr>
                   <pic:blipFill>
                     <a:blip r:embed="rId17">
+                      <a:extLst>
+                        <a:ext uri="{28A0092B-C50C-407E-A947-70E740481C1C}">
+                          <a14:useLocalDpi xmlns:a14="http://schemas.microsoft.com/office/drawing/2010/main" val="0"/>
+                        </a:ext>
+                      </a:extLst>
+                    </a:blip>
+                    <a:srcRect/>
+                    <a:stretch>
+                      <a:fillRect/>
+                    </a:stretch>
+                  </pic:blipFill>
+                  <pic:spPr bwMode="auto">
+                    <a:xfrm>
+                      <a:off x="0" y="0"/>
+                      <a:ext cx="5711825" cy="7143115"/>
+                    </a:xfrm>
+                    <a:prstGeom prst="rect">
+                      <a:avLst/>
+                    </a:prstGeom>
+                    <a:noFill/>
+                    <a:ln>
+                      <a:noFill/>
+                    </a:ln>
+                  </pic:spPr>
+                </pic:pic>
+              </a:graphicData>
+            </a:graphic>
+          </wp:inline>
+        </w:drawing>
+      </w:r>
+    </w:p>
+    <w:p/>
+    <w:p/>
+    <w:p>
+      <w:pPr>
+        <w:pBdr>
+          <w:bottom w:val="single" w:sz="6" w:space="1" w:color="auto"/>
+        </w:pBdr>
+      </w:pPr>
+    </w:p>
+    <w:p/>
+    <w:p>
+      <w:pPr>
+        <w:spacing w:after="0" w:line="240" w:lineRule="auto"/>
+        <w:textAlignment w:val="baseline"/>
+        <w:rPr>
+          <w:rFonts w:ascii="Segoe UI" w:eastAsia="Times New Roman" w:hAnsi="Segoe UI" w:cs="Segoe UI"/>
+          <w:kern w:val="0"/>
+          <w:sz w:val="24"/>
+          <w:szCs w:val="24"/>
+          <w:lang w:eastAsia="en-IN"/>
+          <w14:ligatures w14:val="none"/>
+        </w:rPr>
+      </w:pPr>
+      <w:r>
+        <w:rPr>
+          <w:rFonts w:ascii="Segoe UI" w:eastAsia="Times New Roman" w:hAnsi="Segoe UI" w:cs="Segoe UI"/>
+          <w:kern w:val="0"/>
+          <w:sz w:val="21"/>
+          <w:szCs w:val="21"/>
+          <w:lang w:eastAsia="en-IN"/>
+          <w14:ligatures w14:val="none"/>
+        </w:rPr>
+        <w:lastRenderedPageBreak/>
+        <w:t>Clean data before you trust the dashboard.</w:t>
+      </w:r>
+      <w:r>
+        <w:rPr>
+          <w:rFonts w:ascii="Segoe UI" w:eastAsia="Times New Roman" w:hAnsi="Segoe UI" w:cs="Segoe UI"/>
+          <w:kern w:val="0"/>
+          <w:sz w:val="21"/>
+          <w:szCs w:val="21"/>
+          <w:lang w:eastAsia="en-IN"/>
+          <w14:ligatures w14:val="none"/>
+        </w:rPr>
+        <w:br/>
+      </w:r>
+      <w:r>
+        <w:rPr>
+          <w:rFonts w:ascii="Segoe UI" w:eastAsia="Times New Roman" w:hAnsi="Segoe UI" w:cs="Segoe UI"/>
+          <w:kern w:val="0"/>
+          <w:sz w:val="21"/>
+          <w:szCs w:val="21"/>
+          <w:lang w:eastAsia="en-IN"/>
+          <w14:ligatures w14:val="none"/>
+        </w:rPr>
+        <w:br/>
+        <w:t>Many reporting problems begin long before visualization. Extra spaces, inconsistent text, duplicate rows, mixed dates, missing values, and disconnected tables can quietly distort every metric that follows.</w:t>
+      </w:r>
+      <w:r>
+        <w:rPr>
+          <w:rFonts w:ascii="Segoe UI" w:eastAsia="Times New Roman" w:hAnsi="Segoe UI" w:cs="Segoe UI"/>
+          <w:kern w:val="0"/>
+          <w:sz w:val="21"/>
+          <w:szCs w:val="21"/>
+          <w:lang w:eastAsia="en-IN"/>
+          <w14:ligatures w14:val="none"/>
+        </w:rPr>
+        <w:br/>
+      </w:r>
+      <w:r>
+        <w:rPr>
+          <w:rFonts w:ascii="Segoe UI" w:eastAsia="Times New Roman" w:hAnsi="Segoe UI" w:cs="Segoe UI"/>
+          <w:kern w:val="0"/>
+          <w:sz w:val="21"/>
+          <w:szCs w:val="21"/>
+          <w:lang w:eastAsia="en-IN"/>
+          <w14:ligatures w14:val="none"/>
+        </w:rPr>
+        <w:br/>
+        <w:t>SQL gives analysts a practical way to fix these issues close to the source.</w:t>
+      </w:r>
+      <w:r>
+        <w:rPr>
+          <w:rFonts w:ascii="Segoe UI" w:eastAsia="Times New Roman" w:hAnsi="Segoe UI" w:cs="Segoe UI"/>
+          <w:kern w:val="0"/>
+          <w:sz w:val="21"/>
+          <w:szCs w:val="21"/>
+          <w:lang w:eastAsia="en-IN"/>
+          <w14:ligatures w14:val="none"/>
+        </w:rPr>
+        <w:br/>
+      </w:r>
+      <w:r>
+        <w:rPr>
+          <w:rFonts w:ascii="Segoe UI" w:eastAsia="Times New Roman" w:hAnsi="Segoe UI" w:cs="Segoe UI"/>
+          <w:kern w:val="0"/>
+          <w:sz w:val="21"/>
+          <w:szCs w:val="21"/>
+          <w:lang w:eastAsia="en-IN"/>
+          <w14:ligatures w14:val="none"/>
+        </w:rPr>
+        <w:br/>
+      </w:r>
+      <w:r>
+        <w:rPr>
+          <w:rFonts w:ascii="Cambria Math" w:eastAsia="Times New Roman" w:hAnsi="Cambria Math" w:cs="Cambria Math"/>
+          <w:kern w:val="0"/>
+          <w:sz w:val="21"/>
+          <w:szCs w:val="21"/>
+          <w:lang w:eastAsia="en-IN"/>
+          <w14:ligatures w14:val="none"/>
+        </w:rPr>
+        <w:t>↳</w:t>
+      </w:r>
+      <w:r>
+        <w:rPr>
+          <w:rFonts w:ascii="Segoe UI" w:eastAsia="Times New Roman" w:hAnsi="Segoe UI" w:cs="Segoe UI"/>
+          <w:kern w:val="0"/>
+          <w:sz w:val="21"/>
+          <w:szCs w:val="21"/>
+          <w:lang w:eastAsia="en-IN"/>
+          <w14:ligatures w14:val="none"/>
+        </w:rPr>
+        <w:t xml:space="preserve"> Remove extra spaces</w:t>
+      </w:r>
+      <w:r>
+        <w:rPr>
+          <w:rFonts w:ascii="Segoe UI" w:eastAsia="Times New Roman" w:hAnsi="Segoe UI" w:cs="Segoe UI"/>
+          <w:kern w:val="0"/>
+          <w:sz w:val="21"/>
+          <w:szCs w:val="21"/>
+          <w:lang w:eastAsia="en-IN"/>
+          <w14:ligatures w14:val="none"/>
+        </w:rPr>
+        <w:br/>
+        <w:t>Use TRIM(), LTRIM(), and RTRIM() so joins, filters, and comparisons work correctly.</w:t>
+      </w:r>
+      <w:r>
+        <w:rPr>
+          <w:rFonts w:ascii="Segoe UI" w:eastAsia="Times New Roman" w:hAnsi="Segoe UI" w:cs="Segoe UI"/>
+          <w:kern w:val="0"/>
+          <w:sz w:val="21"/>
+          <w:szCs w:val="21"/>
+          <w:lang w:eastAsia="en-IN"/>
+          <w14:ligatures w14:val="none"/>
+        </w:rPr>
+        <w:br/>
+      </w:r>
+      <w:r>
+        <w:rPr>
+          <w:rFonts w:ascii="Segoe UI" w:eastAsia="Times New Roman" w:hAnsi="Segoe UI" w:cs="Segoe UI"/>
+          <w:kern w:val="0"/>
+          <w:sz w:val="21"/>
+          <w:szCs w:val="21"/>
+          <w:lang w:eastAsia="en-IN"/>
+          <w14:ligatures w14:val="none"/>
+        </w:rPr>
+        <w:br/>
+      </w:r>
+      <w:r>
+        <w:rPr>
+          <w:rFonts w:ascii="Cambria Math" w:eastAsia="Times New Roman" w:hAnsi="Cambria Math" w:cs="Cambria Math"/>
+          <w:kern w:val="0"/>
+          <w:sz w:val="21"/>
+          <w:szCs w:val="21"/>
+          <w:lang w:eastAsia="en-IN"/>
+          <w14:ligatures w14:val="none"/>
+        </w:rPr>
+        <w:t>↳</w:t>
+      </w:r>
+      <w:r>
+        <w:rPr>
+          <w:rFonts w:ascii="Segoe UI" w:eastAsia="Times New Roman" w:hAnsi="Segoe UI" w:cs="Segoe UI"/>
+          <w:kern w:val="0"/>
+          <w:sz w:val="21"/>
+          <w:szCs w:val="21"/>
+          <w:lang w:eastAsia="en-IN"/>
+          <w14:ligatures w14:val="none"/>
+        </w:rPr>
+        <w:t xml:space="preserve"> Standardize text</w:t>
+      </w:r>
+      <w:r>
+        <w:rPr>
+          <w:rFonts w:ascii="Segoe UI" w:eastAsia="Times New Roman" w:hAnsi="Segoe UI" w:cs="Segoe UI"/>
+          <w:kern w:val="0"/>
+          <w:sz w:val="21"/>
+          <w:szCs w:val="21"/>
+          <w:lang w:eastAsia="en-IN"/>
+          <w14:ligatures w14:val="none"/>
+        </w:rPr>
+        <w:br/>
+        <w:t>Use UPPER(), LOWER(), or INITCAP() to convert inconsistent categories into one format.</w:t>
+      </w:r>
+      <w:r>
+        <w:rPr>
+          <w:rFonts w:ascii="Segoe UI" w:eastAsia="Times New Roman" w:hAnsi="Segoe UI" w:cs="Segoe UI"/>
+          <w:kern w:val="0"/>
+          <w:sz w:val="21"/>
+          <w:szCs w:val="21"/>
+          <w:lang w:eastAsia="en-IN"/>
+          <w14:ligatures w14:val="none"/>
+        </w:rPr>
+        <w:br/>
+      </w:r>
+      <w:r>
+        <w:rPr>
+          <w:rFonts w:ascii="Segoe UI" w:eastAsia="Times New Roman" w:hAnsi="Segoe UI" w:cs="Segoe UI"/>
+          <w:kern w:val="0"/>
+          <w:sz w:val="21"/>
+          <w:szCs w:val="21"/>
+          <w:lang w:eastAsia="en-IN"/>
+          <w14:ligatures w14:val="none"/>
+        </w:rPr>
+        <w:br/>
+      </w:r>
+      <w:r>
+        <w:rPr>
+          <w:rFonts w:ascii="Cambria Math" w:eastAsia="Times New Roman" w:hAnsi="Cambria Math" w:cs="Cambria Math"/>
+          <w:kern w:val="0"/>
+          <w:sz w:val="21"/>
+          <w:szCs w:val="21"/>
+          <w:lang w:eastAsia="en-IN"/>
+          <w14:ligatures w14:val="none"/>
+        </w:rPr>
+        <w:t>↳</w:t>
+      </w:r>
+      <w:r>
+        <w:rPr>
+          <w:rFonts w:ascii="Segoe UI" w:eastAsia="Times New Roman" w:hAnsi="Segoe UI" w:cs="Segoe UI"/>
+          <w:kern w:val="0"/>
+          <w:sz w:val="21"/>
+          <w:szCs w:val="21"/>
+          <w:lang w:eastAsia="en-IN"/>
+          <w14:ligatures w14:val="none"/>
+        </w:rPr>
+        <w:t xml:space="preserve"> Handle duplicates</w:t>
+      </w:r>
+      <w:r>
+        <w:rPr>
+          <w:rFonts w:ascii="Segoe UI" w:eastAsia="Times New Roman" w:hAnsi="Segoe UI" w:cs="Segoe UI"/>
+          <w:kern w:val="0"/>
+          <w:sz w:val="21"/>
+          <w:szCs w:val="21"/>
+          <w:lang w:eastAsia="en-IN"/>
+          <w14:ligatures w14:val="none"/>
+        </w:rPr>
+        <w:br/>
+        <w:t>Use DISTINCT for simple cases or ROW_NUMBER() with PARTITION BY when you need to identify and retain the correct record.</w:t>
+      </w:r>
+      <w:r>
+        <w:rPr>
+          <w:rFonts w:ascii="Segoe UI" w:eastAsia="Times New Roman" w:hAnsi="Segoe UI" w:cs="Segoe UI"/>
+          <w:kern w:val="0"/>
+          <w:sz w:val="21"/>
+          <w:szCs w:val="21"/>
+          <w:lang w:eastAsia="en-IN"/>
+          <w14:ligatures w14:val="none"/>
+        </w:rPr>
+        <w:br/>
+      </w:r>
+      <w:r>
+        <w:rPr>
+          <w:rFonts w:ascii="Segoe UI" w:eastAsia="Times New Roman" w:hAnsi="Segoe UI" w:cs="Segoe UI"/>
+          <w:kern w:val="0"/>
+          <w:sz w:val="21"/>
+          <w:szCs w:val="21"/>
+          <w:lang w:eastAsia="en-IN"/>
+          <w14:ligatures w14:val="none"/>
+        </w:rPr>
+        <w:br/>
+      </w:r>
+      <w:r>
+        <w:rPr>
+          <w:rFonts w:ascii="Cambria Math" w:eastAsia="Times New Roman" w:hAnsi="Cambria Math" w:cs="Cambria Math"/>
+          <w:kern w:val="0"/>
+          <w:sz w:val="21"/>
+          <w:szCs w:val="21"/>
+          <w:lang w:eastAsia="en-IN"/>
+          <w14:ligatures w14:val="none"/>
+        </w:rPr>
+        <w:t>↳</w:t>
+      </w:r>
+      <w:r>
+        <w:rPr>
+          <w:rFonts w:ascii="Segoe UI" w:eastAsia="Times New Roman" w:hAnsi="Segoe UI" w:cs="Segoe UI"/>
+          <w:kern w:val="0"/>
+          <w:sz w:val="21"/>
+          <w:szCs w:val="21"/>
+          <w:lang w:eastAsia="en-IN"/>
+          <w14:ligatures w14:val="none"/>
+        </w:rPr>
+        <w:t xml:space="preserve"> Normalize date formats</w:t>
+      </w:r>
+      <w:r>
+        <w:rPr>
+          <w:rFonts w:ascii="Segoe UI" w:eastAsia="Times New Roman" w:hAnsi="Segoe UI" w:cs="Segoe UI"/>
+          <w:kern w:val="0"/>
+          <w:sz w:val="21"/>
+          <w:szCs w:val="21"/>
+          <w:lang w:eastAsia="en-IN"/>
+          <w14:ligatures w14:val="none"/>
+        </w:rPr>
+        <w:br/>
+        <w:t>Use CAST(), CONVERT(), TO_DATE(), or TRY_CONVERT() to turn mixed values into a consistent date type.</w:t>
+      </w:r>
+      <w:r>
+        <w:rPr>
+          <w:rFonts w:ascii="Segoe UI" w:eastAsia="Times New Roman" w:hAnsi="Segoe UI" w:cs="Segoe UI"/>
+          <w:kern w:val="0"/>
+          <w:sz w:val="21"/>
+          <w:szCs w:val="21"/>
+          <w:lang w:eastAsia="en-IN"/>
+          <w14:ligatures w14:val="none"/>
+        </w:rPr>
+        <w:br/>
+      </w:r>
+      <w:r>
+        <w:rPr>
+          <w:rFonts w:ascii="Segoe UI" w:eastAsia="Times New Roman" w:hAnsi="Segoe UI" w:cs="Segoe UI"/>
+          <w:kern w:val="0"/>
+          <w:sz w:val="21"/>
+          <w:szCs w:val="21"/>
+          <w:lang w:eastAsia="en-IN"/>
+          <w14:ligatures w14:val="none"/>
+        </w:rPr>
+        <w:br/>
+      </w:r>
+      <w:r>
+        <w:rPr>
+          <w:rFonts w:ascii="Cambria Math" w:eastAsia="Times New Roman" w:hAnsi="Cambria Math" w:cs="Cambria Math"/>
+          <w:kern w:val="0"/>
+          <w:sz w:val="21"/>
+          <w:szCs w:val="21"/>
+          <w:lang w:eastAsia="en-IN"/>
+          <w14:ligatures w14:val="none"/>
+        </w:rPr>
+        <w:t>↳</w:t>
+      </w:r>
+      <w:r>
+        <w:rPr>
+          <w:rFonts w:ascii="Segoe UI" w:eastAsia="Times New Roman" w:hAnsi="Segoe UI" w:cs="Segoe UI"/>
+          <w:kern w:val="0"/>
+          <w:sz w:val="21"/>
+          <w:szCs w:val="21"/>
+          <w:lang w:eastAsia="en-IN"/>
+          <w14:ligatures w14:val="none"/>
+        </w:rPr>
+        <w:t xml:space="preserve"> Manage nulls and blanks</w:t>
+      </w:r>
+      <w:r>
+        <w:rPr>
+          <w:rFonts w:ascii="Segoe UI" w:eastAsia="Times New Roman" w:hAnsi="Segoe UI" w:cs="Segoe UI"/>
+          <w:kern w:val="0"/>
+          <w:sz w:val="21"/>
+          <w:szCs w:val="21"/>
+          <w:lang w:eastAsia="en-IN"/>
+          <w14:ligatures w14:val="none"/>
+        </w:rPr>
+        <w:br/>
+        <w:t>Use COALESCE(), NULLIF(), IS NULL, and CASE WHEN to replace, flag, exclude, or categorize missing information.</w:t>
+      </w:r>
+      <w:r>
+        <w:rPr>
+          <w:rFonts w:ascii="Segoe UI" w:eastAsia="Times New Roman" w:hAnsi="Segoe UI" w:cs="Segoe UI"/>
+          <w:kern w:val="0"/>
+          <w:sz w:val="21"/>
+          <w:szCs w:val="21"/>
+          <w:lang w:eastAsia="en-IN"/>
+          <w14:ligatures w14:val="none"/>
+        </w:rPr>
+        <w:br/>
+      </w:r>
+      <w:r>
+        <w:rPr>
+          <w:rFonts w:ascii="Segoe UI" w:eastAsia="Times New Roman" w:hAnsi="Segoe UI" w:cs="Segoe UI"/>
+          <w:kern w:val="0"/>
+          <w:sz w:val="21"/>
+          <w:szCs w:val="21"/>
+          <w:lang w:eastAsia="en-IN"/>
+          <w14:ligatures w14:val="none"/>
+        </w:rPr>
+        <w:br/>
+      </w:r>
+      <w:r>
+        <w:rPr>
+          <w:rFonts w:ascii="Cambria Math" w:eastAsia="Times New Roman" w:hAnsi="Cambria Math" w:cs="Cambria Math"/>
+          <w:kern w:val="0"/>
+          <w:sz w:val="21"/>
+          <w:szCs w:val="21"/>
+          <w:lang w:eastAsia="en-IN"/>
+          <w14:ligatures w14:val="none"/>
+        </w:rPr>
+        <w:t>↳</w:t>
+      </w:r>
+      <w:r>
+        <w:rPr>
+          <w:rFonts w:ascii="Segoe UI" w:eastAsia="Times New Roman" w:hAnsi="Segoe UI" w:cs="Segoe UI"/>
+          <w:kern w:val="0"/>
+          <w:sz w:val="21"/>
+          <w:szCs w:val="21"/>
+          <w:lang w:eastAsia="en-IN"/>
+          <w14:ligatures w14:val="none"/>
+        </w:rPr>
+        <w:t xml:space="preserve"> Combine related tables</w:t>
+      </w:r>
+      <w:r>
+        <w:rPr>
+          <w:rFonts w:ascii="Segoe UI" w:eastAsia="Times New Roman" w:hAnsi="Segoe UI" w:cs="Segoe UI"/>
+          <w:kern w:val="0"/>
+          <w:sz w:val="21"/>
+          <w:szCs w:val="21"/>
+          <w:lang w:eastAsia="en-IN"/>
+          <w14:ligatures w14:val="none"/>
+        </w:rPr>
+        <w:br/>
+        <w:t>Use JOIN, UNION ALL, CTEs, and views to create complete, analysis-ready datasets from disconnected sources.</w:t>
+      </w:r>
+      <w:r>
+        <w:rPr>
+          <w:rFonts w:ascii="Segoe UI" w:eastAsia="Times New Roman" w:hAnsi="Segoe UI" w:cs="Segoe UI"/>
+          <w:kern w:val="0"/>
+          <w:sz w:val="21"/>
+          <w:szCs w:val="21"/>
+          <w:lang w:eastAsia="en-IN"/>
+          <w14:ligatures w14:val="none"/>
+        </w:rPr>
+        <w:br/>
+      </w:r>
+      <w:r>
+        <w:rPr>
+          <w:rFonts w:ascii="Segoe UI" w:eastAsia="Times New Roman" w:hAnsi="Segoe UI" w:cs="Segoe UI"/>
+          <w:kern w:val="0"/>
+          <w:sz w:val="21"/>
+          <w:szCs w:val="21"/>
+          <w:lang w:eastAsia="en-IN"/>
+          <w14:ligatures w14:val="none"/>
+        </w:rPr>
+        <w:br/>
+        <w:t>Good data cleaning is not about making tables look neat.</w:t>
+      </w:r>
+      <w:r>
+        <w:rPr>
+          <w:rFonts w:ascii="Segoe UI" w:eastAsia="Times New Roman" w:hAnsi="Segoe UI" w:cs="Segoe UI"/>
+          <w:kern w:val="0"/>
+          <w:sz w:val="21"/>
+          <w:szCs w:val="21"/>
+          <w:lang w:eastAsia="en-IN"/>
+          <w14:ligatures w14:val="none"/>
+        </w:rPr>
+        <w:br/>
+      </w:r>
+      <w:r>
+        <w:rPr>
+          <w:rFonts w:ascii="Segoe UI" w:eastAsia="Times New Roman" w:hAnsi="Segoe UI" w:cs="Segoe UI"/>
+          <w:kern w:val="0"/>
+          <w:sz w:val="21"/>
+          <w:szCs w:val="21"/>
+          <w:lang w:eastAsia="en-IN"/>
+          <w14:ligatures w14:val="none"/>
+        </w:rPr>
+        <w:br/>
+        <w:t>It protects totals, prevents false trends, improves model inputs, and gives teams confidence in the decisions built on top of the data.</w:t>
+      </w:r>
+      <w:r>
+        <w:rPr>
+          <w:rFonts w:ascii="Segoe UI" w:eastAsia="Times New Roman" w:hAnsi="Segoe UI" w:cs="Segoe UI"/>
+          <w:kern w:val="0"/>
+          <w:sz w:val="21"/>
+          <w:szCs w:val="21"/>
+          <w:lang w:eastAsia="en-IN"/>
+          <w14:ligatures w14:val="none"/>
+        </w:rPr>
+        <w:br/>
+      </w:r>
+      <w:r>
+        <w:rPr>
+          <w:rFonts w:ascii="Segoe UI" w:eastAsia="Times New Roman" w:hAnsi="Segoe UI" w:cs="Segoe UI"/>
+          <w:kern w:val="0"/>
+          <w:sz w:val="21"/>
+          <w:szCs w:val="21"/>
+          <w:lang w:eastAsia="en-IN"/>
+          <w14:ligatures w14:val="none"/>
+        </w:rPr>
+        <w:br/>
+        <w:t>Before optimizing the query or redesigning the dashboard, validate the underlying records first.</w:t>
+      </w:r>
+      <w:r>
+        <w:rPr>
+          <w:rFonts w:ascii="Segoe UI" w:eastAsia="Times New Roman" w:hAnsi="Segoe UI" w:cs="Segoe UI"/>
+          <w:kern w:val="0"/>
+          <w:sz w:val="21"/>
+          <w:szCs w:val="21"/>
+          <w:lang w:eastAsia="en-IN"/>
+          <w14:ligatures w14:val="none"/>
+        </w:rPr>
+        <w:br/>
+      </w:r>
+      <w:r>
+        <w:rPr>
+          <w:rFonts w:ascii="Segoe UI" w:eastAsia="Times New Roman" w:hAnsi="Segoe UI" w:cs="Segoe UI"/>
+          <w:kern w:val="0"/>
+          <w:sz w:val="21"/>
+          <w:szCs w:val="21"/>
+          <w:lang w:eastAsia="en-IN"/>
+          <w14:ligatures w14:val="none"/>
+        </w:rPr>
+        <w:br/>
+        <w:t>Which SQL cleaning technique saves you the most time?</w:t>
+      </w:r>
+    </w:p>
+    <w:p>
+      <w:pPr>
+        <w:spacing w:after="0" w:line="240" w:lineRule="auto"/>
+        <w:textAlignment w:val="baseline"/>
+        <w:rPr>
+          <w:rFonts w:ascii="Segoe UI" w:eastAsia="Times New Roman" w:hAnsi="Segoe UI" w:cs="Segoe UI"/>
+          <w:kern w:val="0"/>
+          <w:sz w:val="24"/>
+          <w:szCs w:val="24"/>
+          <w:lang w:eastAsia="en-IN"/>
+          <w14:ligatures w14:val="none"/>
+        </w:rPr>
+      </w:pPr>
+      <w:r>
+        <w:rPr>
+          <w:rFonts w:ascii="Segoe UI" w:eastAsia="Times New Roman" w:hAnsi="Segoe UI" w:cs="Segoe UI"/>
+          <w:kern w:val="0"/>
+          <w:sz w:val="20"/>
+          <w:szCs w:val="20"/>
+          <w:bdr w:val="none" w:sz="0" w:space="0" w:color="auto" w:frame="1"/>
+          <w:lang w:eastAsia="en-IN"/>
+          <w14:ligatures w14:val="none"/>
+        </w:rPr>
+        <w:t>Activate to view larger image,</w:t>
+      </w:r>
+    </w:p>
+    <w:p>
+      <w:pPr>
+        <w:spacing w:after="0" w:line="240" w:lineRule="auto"/>
+        <w:textAlignment w:val="baseline"/>
+        <w:rPr>
+          <w:rFonts w:ascii="Segoe UI" w:eastAsia="Times New Roman" w:hAnsi="Segoe UI" w:cs="Segoe UI"/>
+          <w:kern w:val="0"/>
+          <w:sz w:val="20"/>
+          <w:szCs w:val="20"/>
+          <w:lang w:eastAsia="en-IN"/>
+          <w14:ligatures w14:val="none"/>
+        </w:rPr>
+      </w:pPr>
+      <w:r>
+        <w:rPr>
+          <w:rFonts w:ascii="Segoe UI" w:eastAsia="Times New Roman" w:hAnsi="Segoe UI" w:cs="Segoe UI"/>
+          <w:noProof/>
+          <w:kern w:val="0"/>
+          <w:sz w:val="20"/>
+          <w:szCs w:val="20"/>
+          <w:lang w:eastAsia="en-IN"/>
+          <w14:ligatures w14:val="none"/>
+        </w:rPr>
+        <w:lastRenderedPageBreak/>
+        <w:drawing>
+          <wp:inline distT="0" distB="0" distL="0" distR="0" wp14:anchorId="5D8CBED7" wp14:editId="6B25A8EF">
+            <wp:extent cx="5711825" cy="7143115"/>
+            <wp:effectExtent l="0" t="0" r="3175" b="635"/>
+            <wp:docPr id="1766770289" name="Picture 1" descr="View image"/>
+            <wp:cNvGraphicFramePr>
+              <a:graphicFrameLocks xmlns:a="http://schemas.openxmlformats.org/drawingml/2006/main" noChangeAspect="1"/>
+            </wp:cNvGraphicFramePr>
+            <a:graphic xmlns:a="http://schemas.openxmlformats.org/drawingml/2006/main">
+              <a:graphicData uri="http://schemas.openxmlformats.org/drawingml/2006/picture">
+                <pic:pic xmlns:pic="http://schemas.openxmlformats.org/drawingml/2006/picture">
+                  <pic:nvPicPr>
+                    <pic:cNvPr id="0" name="ember57" descr="View image"/>
+                    <pic:cNvPicPr>
+                      <a:picLocks noChangeAspect="1" noChangeArrowheads="1"/>
+                    </pic:cNvPicPr>
+                  </pic:nvPicPr>
+                  <pic:blipFill>
+                    <a:blip r:embed="rId18">
                       <a:extLst>
                         <a:ext uri="{28A0092B-C50C-407E-A947-70E740481C1C}">
                           <a14:useLocalDpi xmlns:a14="http://schemas.microsoft.com/office/drawing/2010/main" val="0"/>
